--- a/treasury-platform/docs/56-VISUAL-IDENTITY.docx
+++ b/treasury-platform/docs/56-VISUAL-IDENTITY.docx
@@ -1035,7 +1035,28 @@
             <w:szCs w:val="20"/>
             <w:rtl/>
           </w:rPr>
-          <w:t xml:space="preserve">5. ما بقي</w:t>
+          <w:t xml:space="preserve">5. المطبوعات والبريد (الدفعة الثانية)</w:t>
+        </w:r>
+      </w:hyperlink>
+    </w:p>
+    <w:p>
+      <w:pPr>
+        <w:bidi/>
+        <w:spacing w:after="50" w:before="0"/>
+        <w:ind w:left="0"/>
+      </w:pPr>
+      <w:hyperlink w:history="1" w:anchor="_sec6">
+        <w:r>
+          <w:rPr>
+            <w:rFonts w:ascii="Arial" w:cs="Arial" w:eastAsia="Arial" w:hAnsi="Arial"/>
+            <w:b/>
+            <w:bCs/>
+            <w:color w:val="1F3A5F"/>
+            <w:sz w:val="20"/>
+            <w:szCs w:val="20"/>
+            <w:rtl/>
+          </w:rPr>
+          <w:t xml:space="preserve">6. ما بقي</w:t>
         </w:r>
       </w:hyperlink>
     </w:p>
@@ -1710,7 +1731,7 @@
           <w:szCs w:val="32"/>
           <w:rtl/>
         </w:rPr>
-        <w:t xml:space="preserve">5. ما بقي</w:t>
+        <w:t xml:space="preserve">5. المطبوعات والبريد (الدفعة الثانية)</w:t>
       </w:r>
       <w:bookmarkEnd w:id="5"/>
     </w:p>
@@ -1733,18 +1754,90 @@
           <w:szCs w:val="21"/>
           <w:rtl/>
         </w:rPr>
-        <w:t xml:space="preserve">المطبوعات</w:t>
-      </w:r>
-      <w:r>
-        <w:rPr>
-          <w:rFonts w:ascii="Arial" w:cs="Arial" w:eastAsia="Arial" w:hAnsi="Arial"/>
-          <w:b w:val="false"/>
-          <w:bCs w:val="false"/>
-          <w:sz w:val="21"/>
-          <w:szCs w:val="21"/>
-          <w:rtl/>
-        </w:rPr>
-        <w:t xml:space="preserve"> (شروط الاعتماد، والفاتورة المبدئية، وطباعة الطلب، والتقارير بصيغة PDF): لها أنماطها الخاصة. نقلها إلى الهوية، بغلاف أخضر الخزنة كما في ص 24، خطوة لاحقة.</w:t>
+        <w:t xml:space="preserve">المطبوعات:</w:t>
+      </w:r>
+      <w:r>
+        <w:rPr>
+          <w:rFonts w:ascii="Arial" w:cs="Arial" w:eastAsia="Arial" w:hAnsi="Arial"/>
+          <w:b w:val="false"/>
+          <w:bCs w:val="false"/>
+          <w:sz w:val="21"/>
+          <w:szCs w:val="21"/>
+          <w:rtl/>
+        </w:rPr>
+        <w:t xml:space="preserve"> شروط الاعتماد، والفاتورة المبدئية، وطباعة الطلب، والتقارير بصيغتيها HTML وPDF. صارت كلها بخطوط Plex، والعناوين بأخضر الخزنة فوق خط زمردي، ورؤوس الجداول بالرمادي الفاتح، والأرقام بخط Mono. التنسيق مشترك في ملف واحد: </w:t>
+      </w:r>
+      <w:r>
+        <w:rPr>
+          <w:rFonts w:ascii="Courier New" w:cs="Courier New" w:eastAsia="Courier New" w:hAnsi="Courier New"/>
+          <w:b w:val="false"/>
+          <w:bCs w:val="false"/>
+          <w:color w:val="1F2937"/>
+          <w:sz w:val="18"/>
+          <w:szCs w:val="18"/>
+          <w:shd w:fill="F1F3F5" w:color="auto" w:val="clear"/>
+          <w:rtl/>
+        </w:rPr>
+        <w:t xml:space="preserve">‎PrintStyle‎</w:t>
+      </w:r>
+      <w:r>
+        <w:rPr>
+          <w:rFonts w:ascii="Arial" w:cs="Arial" w:eastAsia="Arial" w:hAnsi="Arial"/>
+          <w:b w:val="false"/>
+          <w:bCs w:val="false"/>
+          <w:sz w:val="21"/>
+          <w:szCs w:val="21"/>
+          <w:rtl/>
+        </w:rPr>
+        <w:t xml:space="preserve"> في </w:t>
+      </w:r>
+      <w:r>
+        <w:rPr>
+          <w:rFonts w:ascii="Courier New" w:cs="Courier New" w:eastAsia="Courier New" w:hAnsi="Courier New"/>
+          <w:b w:val="false"/>
+          <w:bCs w:val="false"/>
+          <w:color w:val="1F2937"/>
+          <w:sz w:val="18"/>
+          <w:szCs w:val="18"/>
+          <w:shd w:fill="F1F3F5" w:color="auto" w:val="clear"/>
+          <w:rtl/>
+        </w:rPr>
+        <w:t xml:space="preserve">‎BankFas.Data‎</w:t>
+      </w:r>
+      <w:r>
+        <w:rPr>
+          <w:rFonts w:ascii="Arial" w:cs="Arial" w:eastAsia="Arial" w:hAnsi="Arial"/>
+          <w:b w:val="false"/>
+          <w:bCs w:val="false"/>
+          <w:sz w:val="21"/>
+          <w:szCs w:val="21"/>
+          <w:rtl/>
+        </w:rPr>
+        <w:t xml:space="preserve">. صورة النشر تثبّت الخطوط نفسها ليستعملها Chromium عند إخراج PDF، والمتصفح يجلبها من </w:t>
+      </w:r>
+      <w:r>
+        <w:rPr>
+          <w:rFonts w:ascii="Courier New" w:cs="Courier New" w:eastAsia="Courier New" w:hAnsi="Courier New"/>
+          <w:b w:val="false"/>
+          <w:bCs w:val="false"/>
+          <w:color w:val="1F2937"/>
+          <w:sz w:val="18"/>
+          <w:szCs w:val="18"/>
+          <w:shd w:fill="F1F3F5" w:color="auto" w:val="clear"/>
+          <w:rtl/>
+        </w:rPr>
+        <w:t xml:space="preserve">‎/fonts‎</w:t>
+      </w:r>
+      <w:r>
+        <w:rPr>
+          <w:rFonts w:ascii="Arial" w:cs="Arial" w:eastAsia="Arial" w:hAnsi="Arial"/>
+          <w:b w:val="false"/>
+          <w:bCs w:val="false"/>
+          <w:sz w:val="21"/>
+          <w:szCs w:val="21"/>
+          <w:rtl/>
+        </w:rPr>
+        <w:t xml:space="preserve"> في الموقع.</w:t>
       </w:r>
     </w:p>
     <w:p>
@@ -1766,18 +1859,18 @@
           <w:szCs w:val="21"/>
           <w:rtl/>
         </w:rPr>
-        <w:t xml:space="preserve">قوالب البريد الإلكتروني</w:t>
-      </w:r>
-      <w:r>
-        <w:rPr>
-          <w:rFonts w:ascii="Arial" w:cs="Arial" w:eastAsia="Arial" w:hAnsi="Arial"/>
-          <w:b w:val="false"/>
-          <w:bCs w:val="false"/>
-          <w:sz w:val="21"/>
-          <w:szCs w:val="21"/>
-          <w:rtl/>
-        </w:rPr>
-        <w:t xml:space="preserve">: ما زالت نصًا بسيطًا.</w:t>
+        <w:t xml:space="preserve">الفاتورة المبدئية</w:t>
+      </w:r>
+      <w:r>
+        <w:rPr>
+          <w:rFonts w:ascii="Arial" w:cs="Arial" w:eastAsia="Arial" w:hAnsi="Arial"/>
+          <w:b w:val="false"/>
+          <w:bCs w:val="false"/>
+          <w:sz w:val="21"/>
+          <w:szCs w:val="21"/>
+          <w:rtl/>
+        </w:rPr>
+        <w:t xml:space="preserve"> مستند الشركة المشتركة إلى عميلها. لذلك أخذت الخطوط والألوان فقط، وليس عليها شعار BankFas.</w:t>
       </w:r>
     </w:p>
     <w:p>
@@ -1799,6 +1892,203 @@
           <w:szCs w:val="21"/>
           <w:rtl/>
         </w:rPr>
+        <w:t xml:space="preserve">البريد الإلكتروني:</w:t>
+      </w:r>
+      <w:r>
+        <w:rPr>
+          <w:rFonts w:ascii="Arial" w:cs="Arial" w:eastAsia="Arial" w:hAnsi="Arial"/>
+          <w:b w:val="false"/>
+          <w:bCs w:val="false"/>
+          <w:sz w:val="21"/>
+          <w:szCs w:val="21"/>
+          <w:rtl/>
+        </w:rPr>
+        <w:t xml:space="preserve"> كل رسالة صار لها نسخة HTML بجانب النص: شريط أخضر الخزنة فيه اسم BANKFAS نصًا لا صورة، فيظهر حتى إن حجب البريد الصور. ثم النص، ثم الرابط زرًا، ثم تذييل العلامة. والاتجاه يُحدَّد من لغة الرسالة. وتبقى النسخة النصية لمن لا يعرض HTML.</w:t>
+      </w:r>
+    </w:p>
+    <w:p>
+      <w:pPr>
+        <w:bidi/>
+        <w:spacing w:after="60" w:before="0"/>
+      </w:pPr>
+    </w:p>
+    <w:p>
+      <w:pPr>
+        <w:keepNext/>
+        <w:bidi/>
+        <w:spacing w:after="60" w:before="160"/>
+        <w:jc w:val="center"/>
+      </w:pPr>
+      <w:r>
+        <w:drawing>
+          <wp:inline distT="0" distB="0" distL="0" distR="0">
+            <wp:extent cx="6096000" cy="4610100"/>
+            <wp:effectExtent t="0" r="0" b="0" l="0"/>
+            <wp:docPr id="1" name="diagrams/brand/print-ar.png" descr="طباعة الشروط" title="طباعة الشروط"/>
+            <wp:cNvGraphicFramePr>
+              <a:graphicFrameLocks xmlns:a="http://schemas.openxmlformats.org/drawingml/2006/main" noChangeAspect="1"/>
+            </wp:cNvGraphicFramePr>
+            <a:graphic xmlns:a="http://schemas.openxmlformats.org/drawingml/2006/main">
+              <a:graphicData uri="http://schemas.openxmlformats.org/drawingml/2006/picture">
+                <pic:pic xmlns:pic="http://schemas.openxmlformats.org/drawingml/2006/picture">
+                  <pic:nvPicPr>
+                    <pic:cNvPr id="0" name="" descr=""/>
+                    <pic:cNvPicPr>
+                      <a:picLocks noChangeAspect="1" noChangeArrowheads="1"/>
+                    </pic:cNvPicPr>
+                  </pic:nvPicPr>
+                  <pic:blipFill>
+                    <a:blip r:embed="rId13" cstate="none"/>
+                    <a:srcRect/>
+                    <a:stretch>
+                      <a:fillRect/>
+                    </a:stretch>
+                  </pic:blipFill>
+                  <pic:spPr bwMode="auto">
+                    <a:xfrm>
+                      <a:off x="0" y="0"/>
+                      <a:ext cx="6096000" cy="4610100"/>
+                    </a:xfrm>
+                    <a:prstGeom prst="rect">
+                      <a:avLst/>
+                    </a:prstGeom>
+                  </pic:spPr>
+                </pic:pic>
+              </a:graphicData>
+            </a:graphic>
+          </wp:inline>
+        </w:drawing>
+      </w:r>
+    </w:p>
+    <w:p>
+      <w:pPr>
+        <w:bidi/>
+        <w:spacing w:after="220" w:before="0"/>
+        <w:jc w:val="center"/>
+      </w:pPr>
+      <w:r>
+        <w:rPr>
+          <w:rFonts w:ascii="Arial" w:cs="Arial" w:eastAsia="Arial" w:hAnsi="Arial"/>
+          <w:b w:val="false"/>
+          <w:bCs w:val="false"/>
+          <w:i/>
+          <w:iCs/>
+          <w:color w:val="5B6670"/>
+          <w:sz w:val="17"/>
+          <w:szCs w:val="17"/>
+          <w:rtl/>
+        </w:rPr>
+        <w:t xml:space="preserve">طباعة الشروط</w:t>
+      </w:r>
+    </w:p>
+    <w:p>
+      <w:pPr>
+        <w:keepNext/>
+        <w:bidi/>
+        <w:spacing w:after="60" w:before="160"/>
+        <w:jc w:val="center"/>
+      </w:pPr>
+      <w:r>
+        <w:drawing>
+          <wp:inline distT="0" distB="0" distL="0" distR="0">
+            <wp:extent cx="6096000" cy="4876800"/>
+            <wp:effectExtent t="0" r="0" b="0" l="0"/>
+            <wp:docPr id="1" name="diagrams/brand/mail-ar.png" descr="رسالة دعوة" title="رسالة دعوة"/>
+            <wp:cNvGraphicFramePr>
+              <a:graphicFrameLocks xmlns:a="http://schemas.openxmlformats.org/drawingml/2006/main" noChangeAspect="1"/>
+            </wp:cNvGraphicFramePr>
+            <a:graphic xmlns:a="http://schemas.openxmlformats.org/drawingml/2006/main">
+              <a:graphicData uri="http://schemas.openxmlformats.org/drawingml/2006/picture">
+                <pic:pic xmlns:pic="http://schemas.openxmlformats.org/drawingml/2006/picture">
+                  <pic:nvPicPr>
+                    <pic:cNvPr id="0" name="" descr=""/>
+                    <pic:cNvPicPr>
+                      <a:picLocks noChangeAspect="1" noChangeArrowheads="1"/>
+                    </pic:cNvPicPr>
+                  </pic:nvPicPr>
+                  <pic:blipFill>
+                    <a:blip r:embed="rId14" cstate="none"/>
+                    <a:srcRect/>
+                    <a:stretch>
+                      <a:fillRect/>
+                    </a:stretch>
+                  </pic:blipFill>
+                  <pic:spPr bwMode="auto">
+                    <a:xfrm>
+                      <a:off x="0" y="0"/>
+                      <a:ext cx="6096000" cy="4876800"/>
+                    </a:xfrm>
+                    <a:prstGeom prst="rect">
+                      <a:avLst/>
+                    </a:prstGeom>
+                  </pic:spPr>
+                </pic:pic>
+              </a:graphicData>
+            </a:graphic>
+          </wp:inline>
+        </w:drawing>
+      </w:r>
+    </w:p>
+    <w:p>
+      <w:pPr>
+        <w:bidi/>
+        <w:spacing w:after="220" w:before="0"/>
+        <w:jc w:val="center"/>
+      </w:pPr>
+      <w:r>
+        <w:rPr>
+          <w:rFonts w:ascii="Arial" w:cs="Arial" w:eastAsia="Arial" w:hAnsi="Arial"/>
+          <w:b w:val="false"/>
+          <w:bCs w:val="false"/>
+          <w:i/>
+          <w:iCs/>
+          <w:color w:val="5B6670"/>
+          <w:sz w:val="17"/>
+          <w:szCs w:val="17"/>
+          <w:rtl/>
+        </w:rPr>
+        <w:t xml:space="preserve">رسالة دعوة</w:t>
+      </w:r>
+    </w:p>
+    <w:p>
+      <w:pPr>
+        <w:pStyle w:val="Heading1"/>
+        <w:bidi/>
+      </w:pPr>
+      <w:bookmarkStart w:name="_sec6" w:id="6"/>
+      <w:r>
+        <w:rPr>
+          <w:rFonts w:ascii="Arial" w:cs="Arial" w:eastAsia="Arial" w:hAnsi="Arial"/>
+          <w:b/>
+          <w:bCs/>
+          <w:color w:val="1F3A5F"/>
+          <w:sz w:val="32"/>
+          <w:szCs w:val="32"/>
+          <w:rtl/>
+        </w:rPr>
+        <w:t xml:space="preserve">6. ما بقي</w:t>
+      </w:r>
+      <w:bookmarkEnd w:id="6"/>
+    </w:p>
+    <w:p>
+      <w:pPr>
+        <w:pStyle w:val="ListParagraph"/>
+        <w:numPr>
+          <w:ilvl w:val="0"/>
+          <w:numId w:val="2"/>
+        </w:numPr>
+        <w:bidi/>
+        <w:spacing w:after="70" w:before="0" w:line="300"/>
+      </w:pPr>
+      <w:r>
+        <w:rPr>
+          <w:rFonts w:ascii="Arial" w:cs="Arial" w:eastAsia="Arial" w:hAnsi="Arial"/>
+          <w:b/>
+          <w:bCs/>
+          <w:sz w:val="21"/>
+          <w:szCs w:val="21"/>
+          <w:rtl/>
+        </w:rPr>
         <w:t xml:space="preserve">ملف SVG الرسمي للشعار</w:t>
       </w:r>
       <w:r>
@@ -1835,6 +2125,39 @@
           <w:rtl/>
         </w:rPr>
         <w:t xml:space="preserve"> دون أي تغيير آخر.</w:t>
+      </w:r>
+    </w:p>
+    <w:p>
+      <w:pPr>
+        <w:pStyle w:val="ListParagraph"/>
+        <w:numPr>
+          <w:ilvl w:val="0"/>
+          <w:numId w:val="2"/>
+        </w:numPr>
+        <w:bidi/>
+        <w:spacing w:after="70" w:before="0" w:line="300"/>
+      </w:pPr>
+      <w:r>
+        <w:rPr>
+          <w:rFonts w:ascii="Arial" w:cs="Arial" w:eastAsia="Arial" w:hAnsi="Arial"/>
+          <w:b/>
+          <w:bCs/>
+          <w:sz w:val="21"/>
+          <w:szCs w:val="21"/>
+          <w:rtl/>
+        </w:rPr>
+        <w:t xml:space="preserve">غلاف تقرير التقييم الائتماني</w:t>
+      </w:r>
+      <w:r>
+        <w:rPr>
+          <w:rFonts w:ascii="Arial" w:cs="Arial" w:eastAsia="Arial" w:hAnsi="Arial"/>
+          <w:b w:val="false"/>
+          <w:bCs w:val="false"/>
+          <w:sz w:val="21"/>
+          <w:szCs w:val="21"/>
+          <w:rtl/>
+        </w:rPr>
+        <w:t xml:space="preserve"> بأخضر الخزنة ونمط الشقوق (ص 24): يُبنى مع شاشة طباعة تقرير التقييم حين تُطلب.</w:t>
       </w:r>
     </w:p>
     <w:p>

--- a/treasury-platform/docs/56-VISUAL-IDENTITY.docx
+++ b/treasury-platform/docs/56-VISUAL-IDENTITY.docx
@@ -1056,7 +1056,28 @@
             <w:szCs w:val="20"/>
             <w:rtl/>
           </w:rPr>
-          <w:t xml:space="preserve">6. ما بقي</w:t>
+          <w:t xml:space="preserve">6. القائمة حسب الوحدات (الصف 59 في docs/31)</w:t>
+        </w:r>
+      </w:hyperlink>
+    </w:p>
+    <w:p>
+      <w:pPr>
+        <w:bidi/>
+        <w:spacing w:after="50" w:before="0"/>
+        <w:ind w:left="0"/>
+      </w:pPr>
+      <w:hyperlink w:history="1" w:anchor="_sec7">
+        <w:r>
+          <w:rPr>
+            <w:rFonts w:ascii="Arial" w:cs="Arial" w:eastAsia="Arial" w:hAnsi="Arial"/>
+            <w:b/>
+            <w:bCs/>
+            <w:color w:val="1F3A5F"/>
+            <w:sz w:val="20"/>
+            <w:szCs w:val="20"/>
+            <w:rtl/>
+          </w:rPr>
+          <w:t xml:space="preserve">7. ما بقي</w:t>
         </w:r>
       </w:hyperlink>
     </w:p>
@@ -2066,9 +2087,1518 @@
           <w:szCs w:val="32"/>
           <w:rtl/>
         </w:rPr>
-        <w:t xml:space="preserve">6. ما بقي</w:t>
+        <w:t xml:space="preserve">6. القائمة حسب الوحدات (الصف 59 في </w:t>
+      </w:r>
+      <w:r>
+        <w:rPr>
+          <w:rFonts w:ascii="Courier New" w:cs="Courier New" w:eastAsia="Courier New" w:hAnsi="Courier New"/>
+          <w:b/>
+          <w:bCs/>
+          <w:color w:val="1F2937"/>
+          <w:sz w:val="28"/>
+          <w:szCs w:val="28"/>
+          <w:rtl/>
+        </w:rPr>
+        <w:t xml:space="preserve">‎docs/31‎</w:t>
+      </w:r>
+      <w:r>
+        <w:rPr>
+          <w:rFonts w:ascii="Arial" w:cs="Arial" w:eastAsia="Arial" w:hAnsi="Arial"/>
+          <w:b/>
+          <w:bCs/>
+          <w:color w:val="1F3A5F"/>
+          <w:sz w:val="32"/>
+          <w:szCs w:val="32"/>
+          <w:rtl/>
+        </w:rPr>
+        <w:t xml:space="preserve">)</w:t>
       </w:r>
       <w:bookmarkEnd w:id="6"/>
+    </w:p>
+    <w:p>
+      <w:pPr>
+        <w:bidi/>
+        <w:spacing w:after="110" w:before="0" w:line="312"/>
+      </w:pPr>
+      <w:r>
+        <w:rPr>
+          <w:rFonts w:ascii="Arial" w:cs="Arial" w:eastAsia="Arial" w:hAnsi="Arial"/>
+          <w:b w:val="false"/>
+          <w:bCs w:val="false"/>
+          <w:sz w:val="21"/>
+          <w:szCs w:val="21"/>
+          <w:rtl/>
+        </w:rPr>
+        <w:t xml:space="preserve">ملاحظة المالك: القائمة يجب أن تُنظَّم حسب الوحدة، وتُفتح فيها شاشات كل نظام. ثم طلب: «اعطني افضل اجراء باعتبارك خبير انظمة».</w:t>
+      </w:r>
+    </w:p>
+    <w:p>
+      <w:pPr>
+        <w:bidi/>
+        <w:spacing w:after="110" w:before="0" w:line="312"/>
+      </w:pPr>
+      <w:r>
+        <w:rPr>
+          <w:rFonts w:ascii="Arial" w:cs="Arial" w:eastAsia="Arial" w:hAnsi="Arial"/>
+          <w:b/>
+          <w:bCs/>
+          <w:sz w:val="21"/>
+          <w:szCs w:val="21"/>
+          <w:rtl/>
+        </w:rPr>
+        <w:t xml:space="preserve">التنظيم المعتمد:</w:t>
+      </w:r>
+    </w:p>
+    <w:tbl>
+      <w:tblPr>
+        <w:bidiVisual/>
+        <w:tblW w:type="dxa" w:w="9864"/>
+        <w:tblBorders>
+          <w:top w:val="single" w:color="auto" w:sz="4"/>
+          <w:left w:val="single" w:color="auto" w:sz="4"/>
+          <w:bottom w:val="single" w:color="auto" w:sz="4"/>
+          <w:right w:val="single" w:color="auto" w:sz="4"/>
+          <w:insideH w:val="single" w:color="auto" w:sz="4"/>
+          <w:insideV w:val="single" w:color="auto" w:sz="4"/>
+        </w:tblBorders>
+      </w:tblPr>
+      <w:tblGrid>
+        <w:gridCol w:w="2190"/>
+        <w:gridCol w:w="3128"/>
+        <w:gridCol w:w="4546"/>
+      </w:tblGrid>
+      <w:tr>
+        <w:trPr>
+          <w:cantSplit/>
+          <w:tblHeader/>
+        </w:trPr>
+        <w:tc>
+          <w:tcPr>
+            <w:tcW w:type="dxa" w:w="2190"/>
+            <w:tcBorders>
+              <w:top w:val="single" w:color="BFC9D6" w:sz="4"/>
+              <w:left w:val="single" w:color="BFC9D6" w:sz="4"/>
+              <w:bottom w:val="single" w:color="BFC9D6" w:sz="4"/>
+              <w:right w:val="single" w:color="BFC9D6" w:sz="4"/>
+            </w:tcBorders>
+            <w:shd w:fill="1F3A5F" w:color="auto" w:val="clear"/>
+            <w:tcMar>
+              <w:top w:type="dxa" w:w="50"/>
+              <w:left w:type="dxa" w:w="90"/>
+              <w:bottom w:type="dxa" w:w="50"/>
+              <w:right w:type="dxa" w:w="90"/>
+            </w:tcMar>
+            <w:vAlign w:val="center"/>
+          </w:tcPr>
+          <w:p>
+            <w:pPr>
+              <w:keepNext w:val="false"/>
+              <w:bidi/>
+              <w:spacing w:after="30" w:before="30" w:line="264"/>
+            </w:pPr>
+            <w:r>
+              <w:rPr>
+                <w:rFonts w:ascii="Arial" w:cs="Arial" w:eastAsia="Arial" w:hAnsi="Arial"/>
+                <w:b/>
+                <w:bCs/>
+                <w:color w:val="FFFFFF"/>
+                <w:sz w:val="18"/>
+                <w:szCs w:val="18"/>
+                <w:rtl/>
+              </w:rPr>
+              <w:t xml:space="preserve">الموضع</w:t>
+            </w:r>
+          </w:p>
+        </w:tc>
+        <w:tc>
+          <w:tcPr>
+            <w:tcW w:type="dxa" w:w="3128"/>
+            <w:tcBorders>
+              <w:top w:val="single" w:color="BFC9D6" w:sz="4"/>
+              <w:left w:val="single" w:color="BFC9D6" w:sz="4"/>
+              <w:bottom w:val="single" w:color="BFC9D6" w:sz="4"/>
+              <w:right w:val="single" w:color="BFC9D6" w:sz="4"/>
+            </w:tcBorders>
+            <w:shd w:fill="1F3A5F" w:color="auto" w:val="clear"/>
+            <w:tcMar>
+              <w:top w:type="dxa" w:w="50"/>
+              <w:left w:type="dxa" w:w="90"/>
+              <w:bottom w:type="dxa" w:w="50"/>
+              <w:right w:type="dxa" w:w="90"/>
+            </w:tcMar>
+            <w:vAlign w:val="center"/>
+          </w:tcPr>
+          <w:p>
+            <w:pPr>
+              <w:keepNext w:val="false"/>
+              <w:bidi/>
+              <w:spacing w:after="30" w:before="30" w:line="264"/>
+            </w:pPr>
+            <w:r>
+              <w:rPr>
+                <w:rFonts w:ascii="Arial" w:cs="Arial" w:eastAsia="Arial" w:hAnsi="Arial"/>
+                <w:b/>
+                <w:bCs/>
+                <w:color w:val="FFFFFF"/>
+                <w:sz w:val="18"/>
+                <w:szCs w:val="18"/>
+                <w:rtl/>
+              </w:rPr>
+              <w:t xml:space="preserve">المجموعة</w:t>
+            </w:r>
+          </w:p>
+        </w:tc>
+        <w:tc>
+          <w:tcPr>
+            <w:tcW w:type="dxa" w:w="4546"/>
+            <w:tcBorders>
+              <w:top w:val="single" w:color="BFC9D6" w:sz="4"/>
+              <w:left w:val="single" w:color="BFC9D6" w:sz="4"/>
+              <w:bottom w:val="single" w:color="BFC9D6" w:sz="4"/>
+              <w:right w:val="single" w:color="BFC9D6" w:sz="4"/>
+            </w:tcBorders>
+            <w:shd w:fill="1F3A5F" w:color="auto" w:val="clear"/>
+            <w:tcMar>
+              <w:top w:type="dxa" w:w="50"/>
+              <w:left w:type="dxa" w:w="90"/>
+              <w:bottom w:type="dxa" w:w="50"/>
+              <w:right w:type="dxa" w:w="90"/>
+            </w:tcMar>
+            <w:vAlign w:val="center"/>
+          </w:tcPr>
+          <w:p>
+            <w:pPr>
+              <w:keepNext w:val="false"/>
+              <w:bidi/>
+              <w:spacing w:after="30" w:before="30" w:line="264"/>
+            </w:pPr>
+            <w:r>
+              <w:rPr>
+                <w:rFonts w:ascii="Arial" w:cs="Arial" w:eastAsia="Arial" w:hAnsi="Arial"/>
+                <w:b/>
+                <w:bCs/>
+                <w:color w:val="FFFFFF"/>
+                <w:sz w:val="18"/>
+                <w:szCs w:val="18"/>
+                <w:rtl/>
+              </w:rPr>
+              <w:t xml:space="preserve">الشاشات</w:t>
+            </w:r>
+          </w:p>
+        </w:tc>
+      </w:tr>
+      <w:tr>
+        <w:trPr>
+          <w:cantSplit/>
+        </w:trPr>
+        <w:tc>
+          <w:tcPr>
+            <w:tcW w:type="dxa" w:w="2190"/>
+            <w:tcBorders>
+              <w:top w:val="single" w:color="BFC9D6" w:sz="4"/>
+              <w:left w:val="single" w:color="BFC9D6" w:sz="4"/>
+              <w:bottom w:val="single" w:color="BFC9D6" w:sz="4"/>
+              <w:right w:val="single" w:color="BFC9D6" w:sz="4"/>
+            </w:tcBorders>
+            <w:tcMar>
+              <w:top w:type="dxa" w:w="50"/>
+              <w:left w:type="dxa" w:w="90"/>
+              <w:bottom w:type="dxa" w:w="50"/>
+              <w:right w:type="dxa" w:w="90"/>
+            </w:tcMar>
+            <w:vAlign w:val="top"/>
+          </w:tcPr>
+          <w:p>
+            <w:pPr>
+              <w:keepNext w:val="false"/>
+              <w:bidi/>
+              <w:spacing w:after="30" w:before="30" w:line="264"/>
+            </w:pPr>
+            <w:r>
+              <w:rPr>
+                <w:rFonts w:ascii="Arial" w:cs="Arial" w:eastAsia="Arial" w:hAnsi="Arial"/>
+                <w:b w:val="false"/>
+                <w:bCs w:val="false"/>
+                <w:sz w:val="18"/>
+                <w:szCs w:val="18"/>
+                <w:rtl/>
+              </w:rPr>
+              <w:t xml:space="preserve">أعلى القائمة</w:t>
+            </w:r>
+          </w:p>
+        </w:tc>
+        <w:tc>
+          <w:tcPr>
+            <w:tcW w:type="dxa" w:w="3128"/>
+            <w:tcBorders>
+              <w:top w:val="single" w:color="BFC9D6" w:sz="4"/>
+              <w:left w:val="single" w:color="BFC9D6" w:sz="4"/>
+              <w:bottom w:val="single" w:color="BFC9D6" w:sz="4"/>
+              <w:right w:val="single" w:color="BFC9D6" w:sz="4"/>
+            </w:tcBorders>
+            <w:tcMar>
+              <w:top w:type="dxa" w:w="50"/>
+              <w:left w:type="dxa" w:w="90"/>
+              <w:bottom w:type="dxa" w:w="50"/>
+              <w:right w:type="dxa" w:w="90"/>
+            </w:tcMar>
+            <w:vAlign w:val="top"/>
+          </w:tcPr>
+          <w:p>
+            <w:pPr>
+              <w:keepNext w:val="false"/>
+              <w:bidi/>
+              <w:spacing w:after="30" w:before="30" w:line="264"/>
+            </w:pPr>
+            <w:r>
+              <w:rPr>
+                <w:rFonts w:ascii="Arial" w:cs="Arial" w:eastAsia="Arial" w:hAnsi="Arial"/>
+                <w:b w:val="false"/>
+                <w:bCs w:val="false"/>
+                <w:sz w:val="18"/>
+                <w:szCs w:val="18"/>
+                <w:rtl/>
+              </w:rPr>
+              <w:t xml:space="preserve">العمل اليومي</w:t>
+            </w:r>
+          </w:p>
+        </w:tc>
+        <w:tc>
+          <w:tcPr>
+            <w:tcW w:type="dxa" w:w="4546"/>
+            <w:tcBorders>
+              <w:top w:val="single" w:color="BFC9D6" w:sz="4"/>
+              <w:left w:val="single" w:color="BFC9D6" w:sz="4"/>
+              <w:bottom w:val="single" w:color="BFC9D6" w:sz="4"/>
+              <w:right w:val="single" w:color="BFC9D6" w:sz="4"/>
+            </w:tcBorders>
+            <w:tcMar>
+              <w:top w:type="dxa" w:w="50"/>
+              <w:left w:type="dxa" w:w="90"/>
+              <w:bottom w:type="dxa" w:w="50"/>
+              <w:right w:type="dxa" w:w="90"/>
+            </w:tcMar>
+            <w:vAlign w:val="top"/>
+          </w:tcPr>
+          <w:p>
+            <w:pPr>
+              <w:keepNext w:val="false"/>
+              <w:bidi/>
+              <w:spacing w:after="30" w:before="30" w:line="264"/>
+            </w:pPr>
+            <w:r>
+              <w:rPr>
+                <w:rFonts w:ascii="Arial" w:cs="Arial" w:eastAsia="Arial" w:hAnsi="Arial"/>
+                <w:b w:val="false"/>
+                <w:bCs w:val="false"/>
+                <w:sz w:val="18"/>
+                <w:szCs w:val="18"/>
+                <w:rtl/>
+              </w:rPr>
+              <w:t xml:space="preserve">الرئيسية، صندوق المهام، لوحات المتابعة، الإشعارات</w:t>
+            </w:r>
+          </w:p>
+        </w:tc>
+      </w:tr>
+      <w:tr>
+        <w:trPr>
+          <w:cantSplit/>
+        </w:trPr>
+        <w:tc>
+          <w:tcPr>
+            <w:tcW w:type="dxa" w:w="2190"/>
+            <w:tcBorders>
+              <w:top w:val="single" w:color="BFC9D6" w:sz="4"/>
+              <w:left w:val="single" w:color="BFC9D6" w:sz="4"/>
+              <w:bottom w:val="single" w:color="BFC9D6" w:sz="4"/>
+              <w:right w:val="single" w:color="BFC9D6" w:sz="4"/>
+            </w:tcBorders>
+            <w:shd w:fill="F5F8FC" w:color="auto" w:val="clear"/>
+            <w:tcMar>
+              <w:top w:type="dxa" w:w="50"/>
+              <w:left w:type="dxa" w:w="90"/>
+              <w:bottom w:type="dxa" w:w="50"/>
+              <w:right w:type="dxa" w:w="90"/>
+            </w:tcMar>
+            <w:vAlign w:val="top"/>
+          </w:tcPr>
+          <w:p>
+            <w:pPr>
+              <w:keepNext w:val="false"/>
+              <w:bidi/>
+              <w:spacing w:after="30" w:before="30" w:line="264"/>
+            </w:pPr>
+            <w:r>
+              <w:rPr>
+                <w:rFonts w:ascii="Arial" w:cs="Arial" w:eastAsia="Arial" w:hAnsi="Arial"/>
+                <w:b w:val="false"/>
+                <w:bCs w:val="false"/>
+                <w:sz w:val="18"/>
+                <w:szCs w:val="18"/>
+                <w:rtl/>
+              </w:rPr>
+              <w:t xml:space="preserve">1</w:t>
+            </w:r>
+          </w:p>
+        </w:tc>
+        <w:tc>
+          <w:tcPr>
+            <w:tcW w:type="dxa" w:w="3128"/>
+            <w:tcBorders>
+              <w:top w:val="single" w:color="BFC9D6" w:sz="4"/>
+              <w:left w:val="single" w:color="BFC9D6" w:sz="4"/>
+              <w:bottom w:val="single" w:color="BFC9D6" w:sz="4"/>
+              <w:right w:val="single" w:color="BFC9D6" w:sz="4"/>
+            </w:tcBorders>
+            <w:shd w:fill="F5F8FC" w:color="auto" w:val="clear"/>
+            <w:tcMar>
+              <w:top w:type="dxa" w:w="50"/>
+              <w:left w:type="dxa" w:w="90"/>
+              <w:bottom w:type="dxa" w:w="50"/>
+              <w:right w:type="dxa" w:w="90"/>
+            </w:tcMar>
+            <w:vAlign w:val="top"/>
+          </w:tcPr>
+          <w:p>
+            <w:pPr>
+              <w:keepNext w:val="false"/>
+              <w:bidi/>
+              <w:spacing w:after="30" w:before="30" w:line="264"/>
+            </w:pPr>
+            <w:r>
+              <w:rPr>
+                <w:rFonts w:ascii="Arial" w:cs="Arial" w:eastAsia="Arial" w:hAnsi="Arial"/>
+                <w:b w:val="false"/>
+                <w:bCs w:val="false"/>
+                <w:sz w:val="18"/>
+                <w:szCs w:val="18"/>
+                <w:rtl/>
+              </w:rPr>
+              <w:t xml:space="preserve">التسهيلات الائتمانية</w:t>
+            </w:r>
+          </w:p>
+        </w:tc>
+        <w:tc>
+          <w:tcPr>
+            <w:tcW w:type="dxa" w:w="4546"/>
+            <w:tcBorders>
+              <w:top w:val="single" w:color="BFC9D6" w:sz="4"/>
+              <w:left w:val="single" w:color="BFC9D6" w:sz="4"/>
+              <w:bottom w:val="single" w:color="BFC9D6" w:sz="4"/>
+              <w:right w:val="single" w:color="BFC9D6" w:sz="4"/>
+            </w:tcBorders>
+            <w:shd w:fill="F5F8FC" w:color="auto" w:val="clear"/>
+            <w:tcMar>
+              <w:top w:type="dxa" w:w="50"/>
+              <w:left w:type="dxa" w:w="90"/>
+              <w:bottom w:type="dxa" w:w="50"/>
+              <w:right w:type="dxa" w:w="90"/>
+            </w:tcMar>
+            <w:vAlign w:val="top"/>
+          </w:tcPr>
+          <w:p>
+            <w:pPr>
+              <w:keepNext w:val="false"/>
+              <w:bidi/>
+              <w:spacing w:after="30" w:before="30" w:line="264"/>
+            </w:pPr>
+            <w:r>
+              <w:rPr>
+                <w:rFonts w:ascii="Arial" w:cs="Arial" w:eastAsia="Arial" w:hAnsi="Arial"/>
+                <w:b w:val="false"/>
+                <w:bCs w:val="false"/>
+                <w:sz w:val="18"/>
+                <w:szCs w:val="18"/>
+                <w:rtl/>
+              </w:rPr>
+              <w:t xml:space="preserve">التسهيلات، جداول التعرفة، الضمانات، الخروقات، مقارنة الشروط، الالتزام على مستوى المجموعة</w:t>
+            </w:r>
+          </w:p>
+        </w:tc>
+      </w:tr>
+      <w:tr>
+        <w:trPr>
+          <w:cantSplit/>
+        </w:trPr>
+        <w:tc>
+          <w:tcPr>
+            <w:tcW w:type="dxa" w:w="2190"/>
+            <w:tcBorders>
+              <w:top w:val="single" w:color="BFC9D6" w:sz="4"/>
+              <w:left w:val="single" w:color="BFC9D6" w:sz="4"/>
+              <w:bottom w:val="single" w:color="BFC9D6" w:sz="4"/>
+              <w:right w:val="single" w:color="BFC9D6" w:sz="4"/>
+            </w:tcBorders>
+            <w:tcMar>
+              <w:top w:type="dxa" w:w="50"/>
+              <w:left w:type="dxa" w:w="90"/>
+              <w:bottom w:type="dxa" w:w="50"/>
+              <w:right w:type="dxa" w:w="90"/>
+            </w:tcMar>
+            <w:vAlign w:val="top"/>
+          </w:tcPr>
+          <w:p>
+            <w:pPr>
+              <w:keepNext w:val="false"/>
+              <w:bidi/>
+              <w:spacing w:after="30" w:before="30" w:line="264"/>
+            </w:pPr>
+            <w:r>
+              <w:rPr>
+                <w:rFonts w:ascii="Arial" w:cs="Arial" w:eastAsia="Arial" w:hAnsi="Arial"/>
+                <w:b w:val="false"/>
+                <w:bCs w:val="false"/>
+                <w:sz w:val="18"/>
+                <w:szCs w:val="18"/>
+                <w:rtl/>
+              </w:rPr>
+              <w:t xml:space="preserve">2</w:t>
+            </w:r>
+          </w:p>
+        </w:tc>
+        <w:tc>
+          <w:tcPr>
+            <w:tcW w:type="dxa" w:w="3128"/>
+            <w:tcBorders>
+              <w:top w:val="single" w:color="BFC9D6" w:sz="4"/>
+              <w:left w:val="single" w:color="BFC9D6" w:sz="4"/>
+              <w:bottom w:val="single" w:color="BFC9D6" w:sz="4"/>
+              <w:right w:val="single" w:color="BFC9D6" w:sz="4"/>
+            </w:tcBorders>
+            <w:tcMar>
+              <w:top w:type="dxa" w:w="50"/>
+              <w:left w:type="dxa" w:w="90"/>
+              <w:bottom w:type="dxa" w:w="50"/>
+              <w:right w:type="dxa" w:w="90"/>
+            </w:tcMar>
+            <w:vAlign w:val="top"/>
+          </w:tcPr>
+          <w:p>
+            <w:pPr>
+              <w:keepNext w:val="false"/>
+              <w:bidi/>
+              <w:spacing w:after="30" w:before="30" w:line="264"/>
+            </w:pPr>
+            <w:r>
+              <w:rPr>
+                <w:rFonts w:ascii="Arial" w:cs="Arial" w:eastAsia="Arial" w:hAnsi="Arial"/>
+                <w:b w:val="false"/>
+                <w:bCs w:val="false"/>
+                <w:sz w:val="18"/>
+                <w:szCs w:val="18"/>
+                <w:rtl/>
+              </w:rPr>
+              <w:t xml:space="preserve">طلبات الخزينة</w:t>
+            </w:r>
+          </w:p>
+        </w:tc>
+        <w:tc>
+          <w:tcPr>
+            <w:tcW w:type="dxa" w:w="4546"/>
+            <w:tcBorders>
+              <w:top w:val="single" w:color="BFC9D6" w:sz="4"/>
+              <w:left w:val="single" w:color="BFC9D6" w:sz="4"/>
+              <w:bottom w:val="single" w:color="BFC9D6" w:sz="4"/>
+              <w:right w:val="single" w:color="BFC9D6" w:sz="4"/>
+            </w:tcBorders>
+            <w:tcMar>
+              <w:top w:type="dxa" w:w="50"/>
+              <w:left w:type="dxa" w:w="90"/>
+              <w:bottom w:type="dxa" w:w="50"/>
+              <w:right w:type="dxa" w:w="90"/>
+            </w:tcMar>
+            <w:vAlign w:val="top"/>
+          </w:tcPr>
+          <w:p>
+            <w:pPr>
+              <w:keepNext w:val="false"/>
+              <w:bidi/>
+              <w:spacing w:after="30" w:before="30" w:line="264"/>
+            </w:pPr>
+            <w:r>
+              <w:rPr>
+                <w:rFonts w:ascii="Arial" w:cs="Arial" w:eastAsia="Arial" w:hAnsi="Arial"/>
+                <w:b w:val="false"/>
+                <w:bCs w:val="false"/>
+                <w:sz w:val="18"/>
+                <w:szCs w:val="18"/>
+                <w:rtl/>
+              </w:rPr>
+              <w:t xml:space="preserve">الطلبات، الاعتمادات المستندية، الفواتير المبدئية، الاعتمادات الواردة، نماذج البنوك، التفويضات، التقارير</w:t>
+            </w:r>
+          </w:p>
+        </w:tc>
+      </w:tr>
+      <w:tr>
+        <w:trPr>
+          <w:cantSplit/>
+        </w:trPr>
+        <w:tc>
+          <w:tcPr>
+            <w:tcW w:type="dxa" w:w="2190"/>
+            <w:tcBorders>
+              <w:top w:val="single" w:color="BFC9D6" w:sz="4"/>
+              <w:left w:val="single" w:color="BFC9D6" w:sz="4"/>
+              <w:bottom w:val="single" w:color="BFC9D6" w:sz="4"/>
+              <w:right w:val="single" w:color="BFC9D6" w:sz="4"/>
+            </w:tcBorders>
+            <w:shd w:fill="F5F8FC" w:color="auto" w:val="clear"/>
+            <w:tcMar>
+              <w:top w:type="dxa" w:w="50"/>
+              <w:left w:type="dxa" w:w="90"/>
+              <w:bottom w:type="dxa" w:w="50"/>
+              <w:right w:type="dxa" w:w="90"/>
+            </w:tcMar>
+            <w:vAlign w:val="top"/>
+          </w:tcPr>
+          <w:p>
+            <w:pPr>
+              <w:keepNext w:val="false"/>
+              <w:bidi/>
+              <w:spacing w:after="30" w:before="30" w:line="264"/>
+            </w:pPr>
+            <w:r>
+              <w:rPr>
+                <w:rFonts w:ascii="Arial" w:cs="Arial" w:eastAsia="Arial" w:hAnsi="Arial"/>
+                <w:b w:val="false"/>
+                <w:bCs w:val="false"/>
+                <w:sz w:val="18"/>
+                <w:szCs w:val="18"/>
+                <w:rtl/>
+              </w:rPr>
+              <w:t xml:space="preserve">3</w:t>
+            </w:r>
+          </w:p>
+        </w:tc>
+        <w:tc>
+          <w:tcPr>
+            <w:tcW w:type="dxa" w:w="3128"/>
+            <w:tcBorders>
+              <w:top w:val="single" w:color="BFC9D6" w:sz="4"/>
+              <w:left w:val="single" w:color="BFC9D6" w:sz="4"/>
+              <w:bottom w:val="single" w:color="BFC9D6" w:sz="4"/>
+              <w:right w:val="single" w:color="BFC9D6" w:sz="4"/>
+            </w:tcBorders>
+            <w:shd w:fill="F5F8FC" w:color="auto" w:val="clear"/>
+            <w:tcMar>
+              <w:top w:type="dxa" w:w="50"/>
+              <w:left w:type="dxa" w:w="90"/>
+              <w:bottom w:type="dxa" w:w="50"/>
+              <w:right w:type="dxa" w:w="90"/>
+            </w:tcMar>
+            <w:vAlign w:val="top"/>
+          </w:tcPr>
+          <w:p>
+            <w:pPr>
+              <w:keepNext w:val="false"/>
+              <w:bidi/>
+              <w:spacing w:after="30" w:before="30" w:line="264"/>
+            </w:pPr>
+            <w:r>
+              <w:rPr>
+                <w:rFonts w:ascii="Arial" w:cs="Arial" w:eastAsia="Arial" w:hAnsi="Arial"/>
+                <w:b w:val="false"/>
+                <w:bCs w:val="false"/>
+                <w:sz w:val="18"/>
+                <w:szCs w:val="18"/>
+                <w:rtl/>
+              </w:rPr>
+              <w:t xml:space="preserve">الائتمان والمخاطر</w:t>
+            </w:r>
+          </w:p>
+        </w:tc>
+        <w:tc>
+          <w:tcPr>
+            <w:tcW w:type="dxa" w:w="4546"/>
+            <w:tcBorders>
+              <w:top w:val="single" w:color="BFC9D6" w:sz="4"/>
+              <w:left w:val="single" w:color="BFC9D6" w:sz="4"/>
+              <w:bottom w:val="single" w:color="BFC9D6" w:sz="4"/>
+              <w:right w:val="single" w:color="BFC9D6" w:sz="4"/>
+            </w:tcBorders>
+            <w:shd w:fill="F5F8FC" w:color="auto" w:val="clear"/>
+            <w:tcMar>
+              <w:top w:type="dxa" w:w="50"/>
+              <w:left w:type="dxa" w:w="90"/>
+              <w:bottom w:type="dxa" w:w="50"/>
+              <w:right w:type="dxa" w:w="90"/>
+            </w:tcMar>
+            <w:vAlign w:val="top"/>
+          </w:tcPr>
+          <w:p>
+            <w:pPr>
+              <w:keepNext w:val="false"/>
+              <w:bidi/>
+              <w:spacing w:after="30" w:before="30" w:line="264"/>
+            </w:pPr>
+            <w:r>
+              <w:rPr>
+                <w:rFonts w:ascii="Arial" w:cs="Arial" w:eastAsia="Arial" w:hAnsi="Arial"/>
+                <w:b w:val="false"/>
+                <w:bCs w:val="false"/>
+                <w:sz w:val="18"/>
+                <w:szCs w:val="18"/>
+                <w:rtl/>
+              </w:rPr>
+              <w:t xml:space="preserve">القوائم المالية، الأرصدة الشهرية، التقييمات الذاتية، خطوط المنتجات، تصنيفات جهات التمويل، مصفوفة المخصصات، خروقات القوائم، مكتبة الصيغ، نسخ العرض</w:t>
+            </w:r>
+          </w:p>
+        </w:tc>
+      </w:tr>
+      <w:tr>
+        <w:trPr>
+          <w:cantSplit/>
+        </w:trPr>
+        <w:tc>
+          <w:tcPr>
+            <w:tcW w:type="dxa" w:w="2190"/>
+            <w:tcBorders>
+              <w:top w:val="single" w:color="BFC9D6" w:sz="4"/>
+              <w:left w:val="single" w:color="BFC9D6" w:sz="4"/>
+              <w:bottom w:val="single" w:color="BFC9D6" w:sz="4"/>
+              <w:right w:val="single" w:color="BFC9D6" w:sz="4"/>
+            </w:tcBorders>
+            <w:tcMar>
+              <w:top w:type="dxa" w:w="50"/>
+              <w:left w:type="dxa" w:w="90"/>
+              <w:bottom w:type="dxa" w:w="50"/>
+              <w:right w:type="dxa" w:w="90"/>
+            </w:tcMar>
+            <w:vAlign w:val="top"/>
+          </w:tcPr>
+          <w:p>
+            <w:pPr>
+              <w:keepNext w:val="false"/>
+              <w:bidi/>
+              <w:spacing w:after="30" w:before="30" w:line="264"/>
+            </w:pPr>
+            <w:r>
+              <w:rPr>
+                <w:rFonts w:ascii="Arial" w:cs="Arial" w:eastAsia="Arial" w:hAnsi="Arial"/>
+                <w:b w:val="false"/>
+                <w:bCs w:val="false"/>
+                <w:sz w:val="18"/>
+                <w:szCs w:val="18"/>
+                <w:rtl/>
+              </w:rPr>
+              <w:t xml:space="preserve">4</w:t>
+            </w:r>
+          </w:p>
+        </w:tc>
+        <w:tc>
+          <w:tcPr>
+            <w:tcW w:type="dxa" w:w="3128"/>
+            <w:tcBorders>
+              <w:top w:val="single" w:color="BFC9D6" w:sz="4"/>
+              <w:left w:val="single" w:color="BFC9D6" w:sz="4"/>
+              <w:bottom w:val="single" w:color="BFC9D6" w:sz="4"/>
+              <w:right w:val="single" w:color="BFC9D6" w:sz="4"/>
+            </w:tcBorders>
+            <w:tcMar>
+              <w:top w:type="dxa" w:w="50"/>
+              <w:left w:type="dxa" w:w="90"/>
+              <w:bottom w:type="dxa" w:w="50"/>
+              <w:right w:type="dxa" w:w="90"/>
+            </w:tcMar>
+            <w:vAlign w:val="top"/>
+          </w:tcPr>
+          <w:p>
+            <w:pPr>
+              <w:keepNext w:val="false"/>
+              <w:bidi/>
+              <w:spacing w:after="30" w:before="30" w:line="264"/>
+            </w:pPr>
+            <w:r>
+              <w:rPr>
+                <w:rFonts w:ascii="Arial" w:cs="Arial" w:eastAsia="Arial" w:hAnsi="Arial"/>
+                <w:b w:val="false"/>
+                <w:bCs w:val="false"/>
+                <w:sz w:val="18"/>
+                <w:szCs w:val="18"/>
+                <w:rtl/>
+              </w:rPr>
+              <w:t xml:space="preserve">الشركات والجهات</w:t>
+            </w:r>
+          </w:p>
+        </w:tc>
+        <w:tc>
+          <w:tcPr>
+            <w:tcW w:type="dxa" w:w="4546"/>
+            <w:tcBorders>
+              <w:top w:val="single" w:color="BFC9D6" w:sz="4"/>
+              <w:left w:val="single" w:color="BFC9D6" w:sz="4"/>
+              <w:bottom w:val="single" w:color="BFC9D6" w:sz="4"/>
+              <w:right w:val="single" w:color="BFC9D6" w:sz="4"/>
+            </w:tcBorders>
+            <w:tcMar>
+              <w:top w:type="dxa" w:w="50"/>
+              <w:left w:type="dxa" w:w="90"/>
+              <w:bottom w:type="dxa" w:w="50"/>
+              <w:right w:type="dxa" w:w="90"/>
+            </w:tcMar>
+            <w:vAlign w:val="top"/>
+          </w:tcPr>
+          <w:p>
+            <w:pPr>
+              <w:keepNext w:val="false"/>
+              <w:bidi/>
+              <w:spacing w:after="30" w:before="30" w:line="264"/>
+            </w:pPr>
+            <w:r>
+              <w:rPr>
+                <w:rFonts w:ascii="Arial" w:cs="Arial" w:eastAsia="Arial" w:hAnsi="Arial"/>
+                <w:b w:val="false"/>
+                <w:bCs w:val="false"/>
+                <w:sz w:val="18"/>
+                <w:szCs w:val="18"/>
+                <w:rtl/>
+              </w:rPr>
+              <w:t xml:space="preserve">الشركات، مستندات الشركات، الأقسام، فحص الملكية، سلامة الهيكل، تعارضات الحوكمة، الأشخاص والجهات، المكررات المحتملة، الحقول المخصصة</w:t>
+            </w:r>
+          </w:p>
+        </w:tc>
+      </w:tr>
+      <w:tr>
+        <w:trPr>
+          <w:cantSplit/>
+        </w:trPr>
+        <w:tc>
+          <w:tcPr>
+            <w:tcW w:type="dxa" w:w="2190"/>
+            <w:tcBorders>
+              <w:top w:val="single" w:color="BFC9D6" w:sz="4"/>
+              <w:left w:val="single" w:color="BFC9D6" w:sz="4"/>
+              <w:bottom w:val="single" w:color="BFC9D6" w:sz="4"/>
+              <w:right w:val="single" w:color="BFC9D6" w:sz="4"/>
+            </w:tcBorders>
+            <w:shd w:fill="F5F8FC" w:color="auto" w:val="clear"/>
+            <w:tcMar>
+              <w:top w:type="dxa" w:w="50"/>
+              <w:left w:type="dxa" w:w="90"/>
+              <w:bottom w:type="dxa" w:w="50"/>
+              <w:right w:type="dxa" w:w="90"/>
+            </w:tcMar>
+            <w:vAlign w:val="top"/>
+          </w:tcPr>
+          <w:p>
+            <w:pPr>
+              <w:keepNext w:val="false"/>
+              <w:bidi/>
+              <w:spacing w:after="30" w:before="30" w:line="264"/>
+            </w:pPr>
+            <w:r>
+              <w:rPr>
+                <w:rFonts w:ascii="Arial" w:cs="Arial" w:eastAsia="Arial" w:hAnsi="Arial"/>
+                <w:b w:val="false"/>
+                <w:bCs w:val="false"/>
+                <w:sz w:val="18"/>
+                <w:szCs w:val="18"/>
+                <w:rtl/>
+              </w:rPr>
+              <w:t xml:space="preserve">5</w:t>
+            </w:r>
+          </w:p>
+        </w:tc>
+        <w:tc>
+          <w:tcPr>
+            <w:tcW w:type="dxa" w:w="3128"/>
+            <w:tcBorders>
+              <w:top w:val="single" w:color="BFC9D6" w:sz="4"/>
+              <w:left w:val="single" w:color="BFC9D6" w:sz="4"/>
+              <w:bottom w:val="single" w:color="BFC9D6" w:sz="4"/>
+              <w:right w:val="single" w:color="BFC9D6" w:sz="4"/>
+            </w:tcBorders>
+            <w:shd w:fill="F5F8FC" w:color="auto" w:val="clear"/>
+            <w:tcMar>
+              <w:top w:type="dxa" w:w="50"/>
+              <w:left w:type="dxa" w:w="90"/>
+              <w:bottom w:type="dxa" w:w="50"/>
+              <w:right w:type="dxa" w:w="90"/>
+            </w:tcMar>
+            <w:vAlign w:val="top"/>
+          </w:tcPr>
+          <w:p>
+            <w:pPr>
+              <w:keepNext w:val="false"/>
+              <w:bidi/>
+              <w:spacing w:after="30" w:before="30" w:line="264"/>
+            </w:pPr>
+            <w:r>
+              <w:rPr>
+                <w:rFonts w:ascii="Arial" w:cs="Arial" w:eastAsia="Arial" w:hAnsi="Arial"/>
+                <w:b w:val="false"/>
+                <w:bCs w:val="false"/>
+                <w:sz w:val="18"/>
+                <w:szCs w:val="18"/>
+                <w:rtl/>
+              </w:rPr>
+              <w:t xml:space="preserve">البنوك والحسابات</w:t>
+            </w:r>
+          </w:p>
+        </w:tc>
+        <w:tc>
+          <w:tcPr>
+            <w:tcW w:type="dxa" w:w="4546"/>
+            <w:tcBorders>
+              <w:top w:val="single" w:color="BFC9D6" w:sz="4"/>
+              <w:left w:val="single" w:color="BFC9D6" w:sz="4"/>
+              <w:bottom w:val="single" w:color="BFC9D6" w:sz="4"/>
+              <w:right w:val="single" w:color="BFC9D6" w:sz="4"/>
+            </w:tcBorders>
+            <w:shd w:fill="F5F8FC" w:color="auto" w:val="clear"/>
+            <w:tcMar>
+              <w:top w:type="dxa" w:w="50"/>
+              <w:left w:type="dxa" w:w="90"/>
+              <w:bottom w:type="dxa" w:w="50"/>
+              <w:right w:type="dxa" w:w="90"/>
+            </w:tcMar>
+            <w:vAlign w:val="top"/>
+          </w:tcPr>
+          <w:p>
+            <w:pPr>
+              <w:keepNext w:val="false"/>
+              <w:bidi/>
+              <w:spacing w:after="30" w:before="30" w:line="264"/>
+            </w:pPr>
+            <w:r>
+              <w:rPr>
+                <w:rFonts w:ascii="Arial" w:cs="Arial" w:eastAsia="Arial" w:hAnsi="Arial"/>
+                <w:b w:val="false"/>
+                <w:bCs w:val="false"/>
+                <w:sz w:val="18"/>
+                <w:szCs w:val="18"/>
+                <w:rtl/>
+              </w:rPr>
+              <w:t xml:space="preserve">البنوك وجهات التمويل، الحسابات البنكية، أسعار الأساس</w:t>
+            </w:r>
+          </w:p>
+        </w:tc>
+      </w:tr>
+      <w:tr>
+        <w:trPr>
+          <w:cantSplit/>
+        </w:trPr>
+        <w:tc>
+          <w:tcPr>
+            <w:tcW w:type="dxa" w:w="2190"/>
+            <w:tcBorders>
+              <w:top w:val="single" w:color="BFC9D6" w:sz="4"/>
+              <w:left w:val="single" w:color="BFC9D6" w:sz="4"/>
+              <w:bottom w:val="single" w:color="BFC9D6" w:sz="4"/>
+              <w:right w:val="single" w:color="BFC9D6" w:sz="4"/>
+            </w:tcBorders>
+            <w:tcMar>
+              <w:top w:type="dxa" w:w="50"/>
+              <w:left w:type="dxa" w:w="90"/>
+              <w:bottom w:type="dxa" w:w="50"/>
+              <w:right w:type="dxa" w:w="90"/>
+            </w:tcMar>
+            <w:vAlign w:val="top"/>
+          </w:tcPr>
+          <w:p>
+            <w:pPr>
+              <w:keepNext w:val="false"/>
+              <w:bidi/>
+              <w:spacing w:after="30" w:before="30" w:line="264"/>
+            </w:pPr>
+            <w:r>
+              <w:rPr>
+                <w:rFonts w:ascii="Arial" w:cs="Arial" w:eastAsia="Arial" w:hAnsi="Arial"/>
+                <w:b w:val="false"/>
+                <w:bCs w:val="false"/>
+                <w:sz w:val="18"/>
+                <w:szCs w:val="18"/>
+                <w:rtl/>
+              </w:rPr>
+              <w:t xml:space="preserve">6</w:t>
+            </w:r>
+          </w:p>
+        </w:tc>
+        <w:tc>
+          <w:tcPr>
+            <w:tcW w:type="dxa" w:w="3128"/>
+            <w:tcBorders>
+              <w:top w:val="single" w:color="BFC9D6" w:sz="4"/>
+              <w:left w:val="single" w:color="BFC9D6" w:sz="4"/>
+              <w:bottom w:val="single" w:color="BFC9D6" w:sz="4"/>
+              <w:right w:val="single" w:color="BFC9D6" w:sz="4"/>
+            </w:tcBorders>
+            <w:tcMar>
+              <w:top w:type="dxa" w:w="50"/>
+              <w:left w:type="dxa" w:w="90"/>
+              <w:bottom w:type="dxa" w:w="50"/>
+              <w:right w:type="dxa" w:w="90"/>
+            </w:tcMar>
+            <w:vAlign w:val="top"/>
+          </w:tcPr>
+          <w:p>
+            <w:pPr>
+              <w:keepNext w:val="false"/>
+              <w:bidi/>
+              <w:spacing w:after="30" w:before="30" w:line="264"/>
+            </w:pPr>
+            <w:r>
+              <w:rPr>
+                <w:rFonts w:ascii="Arial" w:cs="Arial" w:eastAsia="Arial" w:hAnsi="Arial"/>
+                <w:b w:val="false"/>
+                <w:bCs w:val="false"/>
+                <w:sz w:val="18"/>
+                <w:szCs w:val="18"/>
+                <w:rtl/>
+              </w:rPr>
+              <w:t xml:space="preserve">الموظفون والصلاحيات</w:t>
+            </w:r>
+          </w:p>
+        </w:tc>
+        <w:tc>
+          <w:tcPr>
+            <w:tcW w:type="dxa" w:w="4546"/>
+            <w:tcBorders>
+              <w:top w:val="single" w:color="BFC9D6" w:sz="4"/>
+              <w:left w:val="single" w:color="BFC9D6" w:sz="4"/>
+              <w:bottom w:val="single" w:color="BFC9D6" w:sz="4"/>
+              <w:right w:val="single" w:color="BFC9D6" w:sz="4"/>
+            </w:tcBorders>
+            <w:tcMar>
+              <w:top w:type="dxa" w:w="50"/>
+              <w:left w:type="dxa" w:w="90"/>
+              <w:bottom w:type="dxa" w:w="50"/>
+              <w:right w:type="dxa" w:w="90"/>
+            </w:tcMar>
+            <w:vAlign w:val="top"/>
+          </w:tcPr>
+          <w:p>
+            <w:pPr>
+              <w:keepNext w:val="false"/>
+              <w:bidi/>
+              <w:spacing w:after="30" w:before="30" w:line="264"/>
+            </w:pPr>
+            <w:r>
+              <w:rPr>
+                <w:rFonts w:ascii="Arial" w:cs="Arial" w:eastAsia="Arial" w:hAnsi="Arial"/>
+                <w:b w:val="false"/>
+                <w:bCs w:val="false"/>
+                <w:sz w:val="18"/>
+                <w:szCs w:val="18"/>
+                <w:rtl/>
+              </w:rPr>
+              <w:t xml:space="preserve">المستخدمون، الأدوار، وصول الدعم</w:t>
+            </w:r>
+          </w:p>
+        </w:tc>
+      </w:tr>
+      <w:tr>
+        <w:trPr>
+          <w:cantSplit/>
+        </w:trPr>
+        <w:tc>
+          <w:tcPr>
+            <w:tcW w:type="dxa" w:w="2190"/>
+            <w:tcBorders>
+              <w:top w:val="single" w:color="BFC9D6" w:sz="4"/>
+              <w:left w:val="single" w:color="BFC9D6" w:sz="4"/>
+              <w:bottom w:val="single" w:color="BFC9D6" w:sz="4"/>
+              <w:right w:val="single" w:color="BFC9D6" w:sz="4"/>
+            </w:tcBorders>
+            <w:shd w:fill="F5F8FC" w:color="auto" w:val="clear"/>
+            <w:tcMar>
+              <w:top w:type="dxa" w:w="50"/>
+              <w:left w:type="dxa" w:w="90"/>
+              <w:bottom w:type="dxa" w:w="50"/>
+              <w:right w:type="dxa" w:w="90"/>
+            </w:tcMar>
+            <w:vAlign w:val="top"/>
+          </w:tcPr>
+          <w:p>
+            <w:pPr>
+              <w:keepNext w:val="false"/>
+              <w:bidi/>
+              <w:spacing w:after="30" w:before="30" w:line="264"/>
+            </w:pPr>
+            <w:r>
+              <w:rPr>
+                <w:rFonts w:ascii="Arial" w:cs="Arial" w:eastAsia="Arial" w:hAnsi="Arial"/>
+                <w:b w:val="false"/>
+                <w:bCs w:val="false"/>
+                <w:sz w:val="18"/>
+                <w:szCs w:val="18"/>
+                <w:rtl/>
+              </w:rPr>
+              <w:t xml:space="preserve">7</w:t>
+            </w:r>
+          </w:p>
+        </w:tc>
+        <w:tc>
+          <w:tcPr>
+            <w:tcW w:type="dxa" w:w="3128"/>
+            <w:tcBorders>
+              <w:top w:val="single" w:color="BFC9D6" w:sz="4"/>
+              <w:left w:val="single" w:color="BFC9D6" w:sz="4"/>
+              <w:bottom w:val="single" w:color="BFC9D6" w:sz="4"/>
+              <w:right w:val="single" w:color="BFC9D6" w:sz="4"/>
+            </w:tcBorders>
+            <w:shd w:fill="F5F8FC" w:color="auto" w:val="clear"/>
+            <w:tcMar>
+              <w:top w:type="dxa" w:w="50"/>
+              <w:left w:type="dxa" w:w="90"/>
+              <w:bottom w:type="dxa" w:w="50"/>
+              <w:right w:type="dxa" w:w="90"/>
+            </w:tcMar>
+            <w:vAlign w:val="top"/>
+          </w:tcPr>
+          <w:p>
+            <w:pPr>
+              <w:keepNext w:val="false"/>
+              <w:bidi/>
+              <w:spacing w:after="30" w:before="30" w:line="264"/>
+            </w:pPr>
+            <w:r>
+              <w:rPr>
+                <w:rFonts w:ascii="Arial" w:cs="Arial" w:eastAsia="Arial" w:hAnsi="Arial"/>
+                <w:b w:val="false"/>
+                <w:bCs w:val="false"/>
+                <w:sz w:val="18"/>
+                <w:szCs w:val="18"/>
+                <w:rtl/>
+              </w:rPr>
+              <w:t xml:space="preserve">الإعدادات</w:t>
+            </w:r>
+          </w:p>
+        </w:tc>
+        <w:tc>
+          <w:tcPr>
+            <w:tcW w:type="dxa" w:w="4546"/>
+            <w:tcBorders>
+              <w:top w:val="single" w:color="BFC9D6" w:sz="4"/>
+              <w:left w:val="single" w:color="BFC9D6" w:sz="4"/>
+              <w:bottom w:val="single" w:color="BFC9D6" w:sz="4"/>
+              <w:right w:val="single" w:color="BFC9D6" w:sz="4"/>
+            </w:tcBorders>
+            <w:shd w:fill="F5F8FC" w:color="auto" w:val="clear"/>
+            <w:tcMar>
+              <w:top w:type="dxa" w:w="50"/>
+              <w:left w:type="dxa" w:w="90"/>
+              <w:bottom w:type="dxa" w:w="50"/>
+              <w:right w:type="dxa" w:w="90"/>
+            </w:tcMar>
+            <w:vAlign w:val="top"/>
+          </w:tcPr>
+          <w:p>
+            <w:pPr>
+              <w:keepNext w:val="false"/>
+              <w:bidi/>
+              <w:spacing w:after="30" w:before="30" w:line="264"/>
+            </w:pPr>
+            <w:r>
+              <w:rPr>
+                <w:rFonts w:ascii="Arial" w:cs="Arial" w:eastAsia="Arial" w:hAnsi="Arial"/>
+                <w:b w:val="false"/>
+                <w:bCs w:val="false"/>
+                <w:sz w:val="18"/>
+                <w:szCs w:val="18"/>
+                <w:rtl/>
+              </w:rPr>
+              <w:t xml:space="preserve">الإعدادات العامة، الترقيم، أيام العطل، الكتالوجات، إعدادات الإشعارات، سجل التدقيق، المهام الخلفية، تصدير البيانات</w:t>
+            </w:r>
+          </w:p>
+        </w:tc>
+      </w:tr>
+      <w:tr>
+        <w:trPr>
+          <w:cantSplit/>
+        </w:trPr>
+        <w:tc>
+          <w:tcPr>
+            <w:tcW w:type="dxa" w:w="2190"/>
+            <w:tcBorders>
+              <w:top w:val="single" w:color="BFC9D6" w:sz="4"/>
+              <w:left w:val="single" w:color="BFC9D6" w:sz="4"/>
+              <w:bottom w:val="single" w:color="BFC9D6" w:sz="4"/>
+              <w:right w:val="single" w:color="BFC9D6" w:sz="4"/>
+            </w:tcBorders>
+            <w:tcMar>
+              <w:top w:type="dxa" w:w="50"/>
+              <w:left w:type="dxa" w:w="90"/>
+              <w:bottom w:type="dxa" w:w="50"/>
+              <w:right w:type="dxa" w:w="90"/>
+            </w:tcMar>
+            <w:vAlign w:val="top"/>
+          </w:tcPr>
+          <w:p>
+            <w:pPr>
+              <w:keepNext w:val="false"/>
+              <w:bidi/>
+              <w:spacing w:after="30" w:before="30" w:line="264"/>
+            </w:pPr>
+            <w:r>
+              <w:rPr>
+                <w:rFonts w:ascii="Arial" w:cs="Arial" w:eastAsia="Arial" w:hAnsi="Arial"/>
+                <w:b w:val="false"/>
+                <w:bCs w:val="false"/>
+                <w:sz w:val="18"/>
+                <w:szCs w:val="18"/>
+                <w:rtl/>
+              </w:rPr>
+              <w:t xml:space="preserve">أسفل القائمة</w:t>
+            </w:r>
+          </w:p>
+        </w:tc>
+        <w:tc>
+          <w:tcPr>
+            <w:tcW w:type="dxa" w:w="3128"/>
+            <w:tcBorders>
+              <w:top w:val="single" w:color="BFC9D6" w:sz="4"/>
+              <w:left w:val="single" w:color="BFC9D6" w:sz="4"/>
+              <w:bottom w:val="single" w:color="BFC9D6" w:sz="4"/>
+              <w:right w:val="single" w:color="BFC9D6" w:sz="4"/>
+            </w:tcBorders>
+            <w:tcMar>
+              <w:top w:type="dxa" w:w="50"/>
+              <w:left w:type="dxa" w:w="90"/>
+              <w:bottom w:type="dxa" w:w="50"/>
+              <w:right w:type="dxa" w:w="90"/>
+            </w:tcMar>
+            <w:vAlign w:val="top"/>
+          </w:tcPr>
+          <w:p>
+            <w:pPr>
+              <w:keepNext w:val="false"/>
+              <w:bidi/>
+              <w:spacing w:after="30" w:before="30" w:line="264"/>
+            </w:pPr>
+            <w:r>
+              <w:rPr>
+                <w:rFonts w:ascii="Arial" w:cs="Arial" w:eastAsia="Arial" w:hAnsi="Arial"/>
+                <w:b w:val="false"/>
+                <w:bCs w:val="false"/>
+                <w:sz w:val="18"/>
+                <w:szCs w:val="18"/>
+                <w:rtl/>
+              </w:rPr>
+              <w:t xml:space="preserve">—</w:t>
+            </w:r>
+          </w:p>
+        </w:tc>
+        <w:tc>
+          <w:tcPr>
+            <w:tcW w:type="dxa" w:w="4546"/>
+            <w:tcBorders>
+              <w:top w:val="single" w:color="BFC9D6" w:sz="4"/>
+              <w:left w:val="single" w:color="BFC9D6" w:sz="4"/>
+              <w:bottom w:val="single" w:color="BFC9D6" w:sz="4"/>
+              <w:right w:val="single" w:color="BFC9D6" w:sz="4"/>
+            </w:tcBorders>
+            <w:tcMar>
+              <w:top w:type="dxa" w:w="50"/>
+              <w:left w:type="dxa" w:w="90"/>
+              <w:bottom w:type="dxa" w:w="50"/>
+              <w:right w:type="dxa" w:w="90"/>
+            </w:tcMar>
+            <w:vAlign w:val="top"/>
+          </w:tcPr>
+          <w:p>
+            <w:pPr>
+              <w:keepNext w:val="false"/>
+              <w:bidi/>
+              <w:spacing w:after="30" w:before="30" w:line="264"/>
+            </w:pPr>
+            <w:r>
+              <w:rPr>
+                <w:rFonts w:ascii="Arial" w:cs="Arial" w:eastAsia="Arial" w:hAnsi="Arial"/>
+                <w:b w:val="false"/>
+                <w:bCs w:val="false"/>
+                <w:sz w:val="18"/>
+                <w:szCs w:val="18"/>
+                <w:rtl/>
+              </w:rPr>
+              <w:t xml:space="preserve">ملفي</w:t>
+            </w:r>
+          </w:p>
+        </w:tc>
+      </w:tr>
+    </w:tbl>
+    <w:p>
+      <w:pPr>
+        <w:bidi/>
+        <w:spacing w:after="120" w:before="0"/>
+      </w:pPr>
+    </w:p>
+    <w:p>
+      <w:pPr>
+        <w:bidi/>
+        <w:spacing w:after="110" w:before="0" w:line="312"/>
+      </w:pPr>
+      <w:r>
+        <w:rPr>
+          <w:rFonts w:ascii="Arial" w:cs="Arial" w:eastAsia="Arial" w:hAnsi="Arial"/>
+          <w:b/>
+          <w:bCs/>
+          <w:sz w:val="21"/>
+          <w:szCs w:val="21"/>
+          <w:rtl/>
+        </w:rPr>
+        <w:t xml:space="preserve">لماذا هذا التنظيم:</w:t>
+      </w:r>
+    </w:p>
+    <w:p>
+      <w:pPr>
+        <w:pStyle w:val="ListParagraph"/>
+        <w:numPr>
+          <w:ilvl w:val="0"/>
+          <w:numId w:val="2"/>
+        </w:numPr>
+        <w:bidi/>
+        <w:spacing w:after="70" w:before="0" w:line="300"/>
+      </w:pPr>
+      <w:r>
+        <w:rPr>
+          <w:rFonts w:ascii="Arial" w:cs="Arial" w:eastAsia="Arial" w:hAnsi="Arial"/>
+          <w:b/>
+          <w:bCs/>
+          <w:sz w:val="21"/>
+          <w:szCs w:val="21"/>
+          <w:rtl/>
+        </w:rPr>
+        <w:t xml:space="preserve">العمل اليومي في الأعلى:</w:t>
+      </w:r>
+      <w:r>
+        <w:rPr>
+          <w:rFonts w:ascii="Arial" w:cs="Arial" w:eastAsia="Arial" w:hAnsi="Arial"/>
+          <w:b w:val="false"/>
+          <w:bCs w:val="false"/>
+          <w:sz w:val="21"/>
+          <w:szCs w:val="21"/>
+          <w:rtl/>
+        </w:rPr>
+        <w:t xml:space="preserve"> صندوق المهام والإشعارات يحتاجهما كل مستخدم كل يوم، أيًّا كانت الوحدة.</w:t>
+      </w:r>
+    </w:p>
+    <w:p>
+      <w:pPr>
+        <w:pStyle w:val="ListParagraph"/>
+        <w:numPr>
+          <w:ilvl w:val="0"/>
+          <w:numId w:val="2"/>
+        </w:numPr>
+        <w:bidi/>
+        <w:spacing w:after="70" w:before="0" w:line="300"/>
+      </w:pPr>
+      <w:r>
+        <w:rPr>
+          <w:rFonts w:ascii="Arial" w:cs="Arial" w:eastAsia="Arial" w:hAnsi="Arial"/>
+          <w:b/>
+          <w:bCs/>
+          <w:sz w:val="21"/>
+          <w:szCs w:val="21"/>
+          <w:rtl/>
+        </w:rPr>
+        <w:t xml:space="preserve">ترتيب المالك محفوظ:</w:t>
+      </w:r>
+      <w:r>
+        <w:rPr>
+          <w:rFonts w:ascii="Arial" w:cs="Arial" w:eastAsia="Arial" w:hAnsi="Arial"/>
+          <w:b w:val="false"/>
+          <w:bCs w:val="false"/>
+          <w:sz w:val="21"/>
+          <w:szCs w:val="21"/>
+          <w:rtl/>
+        </w:rPr>
+        <w:t xml:space="preserve"> التسهيلات، ثم الطلبات، ثم الائتمان، ثم الشركات، ثم الموظفون، ثم الإعدادات.</w:t>
+      </w:r>
+    </w:p>
+    <w:p>
+      <w:pPr>
+        <w:pStyle w:val="ListParagraph"/>
+        <w:numPr>
+          <w:ilvl w:val="0"/>
+          <w:numId w:val="2"/>
+        </w:numPr>
+        <w:bidi/>
+        <w:spacing w:after="70" w:before="0" w:line="300"/>
+      </w:pPr>
+      <w:r>
+        <w:rPr>
+          <w:rFonts w:ascii="Arial" w:cs="Arial" w:eastAsia="Arial" w:hAnsi="Arial"/>
+          <w:b/>
+          <w:bCs/>
+          <w:sz w:val="21"/>
+          <w:szCs w:val="21"/>
+          <w:rtl/>
+        </w:rPr>
+        <w:t xml:space="preserve">مجموعة مستقلة للبنوك والحسابات:</w:t>
+      </w:r>
+      <w:r>
+        <w:rPr>
+          <w:rFonts w:ascii="Arial" w:cs="Arial" w:eastAsia="Arial" w:hAnsi="Arial"/>
+          <w:b w:val="false"/>
+          <w:bCs w:val="false"/>
+          <w:sz w:val="21"/>
+          <w:szCs w:val="21"/>
+          <w:rtl/>
+        </w:rPr>
+        <w:t xml:space="preserve"> البنوك تخدم التسهيلات والطلبات معًا، فلا تُدفن تحت أحدهما.</w:t>
+      </w:r>
+    </w:p>
+    <w:p>
+      <w:pPr>
+        <w:pStyle w:val="ListParagraph"/>
+        <w:numPr>
+          <w:ilvl w:val="0"/>
+          <w:numId w:val="2"/>
+        </w:numPr>
+        <w:bidi/>
+        <w:spacing w:after="70" w:before="0" w:line="300"/>
+      </w:pPr>
+      <w:r>
+        <w:rPr>
+          <w:rFonts w:ascii="Arial" w:cs="Arial" w:eastAsia="Arial" w:hAnsi="Arial"/>
+          <w:b/>
+          <w:bCs/>
+          <w:sz w:val="21"/>
+          <w:szCs w:val="21"/>
+          <w:rtl/>
+        </w:rPr>
+        <w:t xml:space="preserve">الصلاحيات تحكم ما يظهر:</w:t>
+      </w:r>
+      <w:r>
+        <w:rPr>
+          <w:rFonts w:ascii="Arial" w:cs="Arial" w:eastAsia="Arial" w:hAnsi="Arial"/>
+          <w:b w:val="false"/>
+          <w:bCs w:val="false"/>
+          <w:sz w:val="21"/>
+          <w:szCs w:val="21"/>
+          <w:rtl/>
+        </w:rPr>
+        <w:t xml:space="preserve"> المستخدم يرى في كل مجموعة الشاشات التي له صلاحية عليها فقط. والمجموعة التي لا شاشة له فيها لا تظهر أصلًا، فيرى المحلل المالي مثلًا «الائتمان والمخاطر» وحده تقريبًا.</w:t>
+      </w:r>
+    </w:p>
+    <w:p>
+      <w:pPr>
+        <w:pStyle w:val="ListParagraph"/>
+        <w:numPr>
+          <w:ilvl w:val="0"/>
+          <w:numId w:val="2"/>
+        </w:numPr>
+        <w:bidi/>
+        <w:spacing w:after="70" w:before="0" w:line="300"/>
+      </w:pPr>
+      <w:r>
+        <w:rPr>
+          <w:rFonts w:ascii="Arial" w:cs="Arial" w:eastAsia="Arial" w:hAnsi="Arial"/>
+          <w:b/>
+          <w:bCs/>
+          <w:sz w:val="21"/>
+          <w:szCs w:val="21"/>
+          <w:rtl/>
+        </w:rPr>
+        <w:t xml:space="preserve">فتح وإغلاق المجموعات:</w:t>
+      </w:r>
+      <w:r>
+        <w:rPr>
+          <w:rFonts w:ascii="Arial" w:cs="Arial" w:eastAsia="Arial" w:hAnsi="Arial"/>
+          <w:b w:val="false"/>
+          <w:bCs w:val="false"/>
+          <w:sz w:val="21"/>
+          <w:szCs w:val="21"/>
+          <w:rtl/>
+        </w:rPr>
+        <w:t xml:space="preserve"> تُفتح المجموعة بنقرة. والمجموعة التي فيها الصفحة الحالية تُفتح وحدها. ويتذكر المتصفح ما فتحه المستخدم أو أغلقه، وبجانب كل مجموعة عدد شاشاتها.</w:t>
+      </w:r>
+    </w:p>
+    <w:p>
+      <w:pPr>
+        <w:bidi/>
+        <w:spacing w:after="60" w:before="0"/>
+      </w:pPr>
+    </w:p>
+    <w:p>
+      <w:pPr>
+        <w:keepNext/>
+        <w:bidi/>
+        <w:spacing w:after="60" w:before="160"/>
+        <w:jc w:val="center"/>
+      </w:pPr>
+      <w:r>
+        <w:drawing>
+          <wp:inline distT="0" distB="0" distL="0" distR="0">
+            <wp:extent cx="6096000" cy="4019550"/>
+            <wp:effectExtent t="0" r="0" b="0" l="0"/>
+            <wp:docPr id="1" name="diagrams/brand/menu-ar.png" descr="القائمة حسب الوحدات" title="القائمة حسب الوحدات"/>
+            <wp:cNvGraphicFramePr>
+              <a:graphicFrameLocks xmlns:a="http://schemas.openxmlformats.org/drawingml/2006/main" noChangeAspect="1"/>
+            </wp:cNvGraphicFramePr>
+            <a:graphic xmlns:a="http://schemas.openxmlformats.org/drawingml/2006/main">
+              <a:graphicData uri="http://schemas.openxmlformats.org/drawingml/2006/picture">
+                <pic:pic xmlns:pic="http://schemas.openxmlformats.org/drawingml/2006/picture">
+                  <pic:nvPicPr>
+                    <pic:cNvPr id="0" name="" descr=""/>
+                    <pic:cNvPicPr>
+                      <a:picLocks noChangeAspect="1" noChangeArrowheads="1"/>
+                    </pic:cNvPicPr>
+                  </pic:nvPicPr>
+                  <pic:blipFill>
+                    <a:blip r:embed="rId15" cstate="none"/>
+                    <a:srcRect/>
+                    <a:stretch>
+                      <a:fillRect/>
+                    </a:stretch>
+                  </pic:blipFill>
+                  <pic:spPr bwMode="auto">
+                    <a:xfrm>
+                      <a:off x="0" y="0"/>
+                      <a:ext cx="6096000" cy="4019550"/>
+                    </a:xfrm>
+                    <a:prstGeom prst="rect">
+                      <a:avLst/>
+                    </a:prstGeom>
+                  </pic:spPr>
+                </pic:pic>
+              </a:graphicData>
+            </a:graphic>
+          </wp:inline>
+        </w:drawing>
+      </w:r>
+    </w:p>
+    <w:p>
+      <w:pPr>
+        <w:bidi/>
+        <w:spacing w:after="220" w:before="0"/>
+        <w:jc w:val="center"/>
+      </w:pPr>
+      <w:r>
+        <w:rPr>
+          <w:rFonts w:ascii="Arial" w:cs="Arial" w:eastAsia="Arial" w:hAnsi="Arial"/>
+          <w:b w:val="false"/>
+          <w:bCs w:val="false"/>
+          <w:i/>
+          <w:iCs/>
+          <w:color w:val="5B6670"/>
+          <w:sz w:val="17"/>
+          <w:szCs w:val="17"/>
+          <w:rtl/>
+        </w:rPr>
+        <w:t xml:space="preserve">القائمة حسب الوحدات</w:t>
+      </w:r>
+    </w:p>
+    <w:p>
+      <w:pPr>
+        <w:pStyle w:val="Heading1"/>
+        <w:bidi/>
+      </w:pPr>
+      <w:bookmarkStart w:name="_sec7" w:id="7"/>
+      <w:r>
+        <w:rPr>
+          <w:rFonts w:ascii="Arial" w:cs="Arial" w:eastAsia="Arial" w:hAnsi="Arial"/>
+          <w:b/>
+          <w:bCs/>
+          <w:color w:val="1F3A5F"/>
+          <w:sz w:val="32"/>
+          <w:szCs w:val="32"/>
+          <w:rtl/>
+        </w:rPr>
+        <w:t xml:space="preserve">7. ما بقي</w:t>
+      </w:r>
+      <w:bookmarkEnd w:id="7"/>
     </w:p>
     <w:p>
       <w:pPr>

--- a/treasury-platform/docs/56-VISUAL-IDENTITY.docx
+++ b/treasury-platform/docs/56-VISUAL-IDENTITY.docx
@@ -1077,7 +1077,28 @@
             <w:szCs w:val="20"/>
             <w:rtl/>
           </w:rPr>
-          <w:t xml:space="preserve">7. ما بقي</w:t>
+          <w:t xml:space="preserve">7. تقرير التقييم الائتماني المطبوع (الصف 61 في docs/31)</w:t>
+        </w:r>
+      </w:hyperlink>
+    </w:p>
+    <w:p>
+      <w:pPr>
+        <w:bidi/>
+        <w:spacing w:after="50" w:before="0"/>
+        <w:ind w:left="0"/>
+      </w:pPr>
+      <w:hyperlink w:history="1" w:anchor="_sec8">
+        <w:r>
+          <w:rPr>
+            <w:rFonts w:ascii="Arial" w:cs="Arial" w:eastAsia="Arial" w:hAnsi="Arial"/>
+            <w:b/>
+            <w:bCs/>
+            <w:color w:val="1F3A5F"/>
+            <w:sz w:val="20"/>
+            <w:szCs w:val="20"/>
+            <w:rtl/>
+          </w:rPr>
+          <w:t xml:space="preserve">8. ما بقي</w:t>
         </w:r>
       </w:hyperlink>
     </w:p>
@@ -3596,9 +3617,50 @@
           <w:szCs w:val="32"/>
           <w:rtl/>
         </w:rPr>
-        <w:t xml:space="preserve">7. ما بقي</w:t>
+        <w:t xml:space="preserve">7. تقرير التقييم الائتماني المطبوع (الصف 61 في </w:t>
+      </w:r>
+      <w:r>
+        <w:rPr>
+          <w:rFonts w:ascii="Courier New" w:cs="Courier New" w:eastAsia="Courier New" w:hAnsi="Courier New"/>
+          <w:b/>
+          <w:bCs/>
+          <w:color w:val="1F2937"/>
+          <w:sz w:val="28"/>
+          <w:szCs w:val="28"/>
+          <w:rtl/>
+        </w:rPr>
+        <w:t xml:space="preserve">‎docs/31‎</w:t>
+      </w:r>
+      <w:r>
+        <w:rPr>
+          <w:rFonts w:ascii="Arial" w:cs="Arial" w:eastAsia="Arial" w:hAnsi="Arial"/>
+          <w:b/>
+          <w:bCs/>
+          <w:color w:val="1F3A5F"/>
+          <w:sz w:val="32"/>
+          <w:szCs w:val="32"/>
+          <w:rtl/>
+        </w:rPr>
+        <w:t xml:space="preserve">)</w:t>
       </w:r>
       <w:bookmarkEnd w:id="7"/>
+    </w:p>
+    <w:p>
+      <w:pPr>
+        <w:bidi/>
+        <w:spacing w:after="110" w:before="0" w:line="312"/>
+      </w:pPr>
+      <w:r>
+        <w:rPr>
+          <w:rFonts w:ascii="Arial" w:cs="Arial" w:eastAsia="Arial" w:hAnsi="Arial"/>
+          <w:b w:val="false"/>
+          <w:bCs w:val="false"/>
+          <w:sz w:val="21"/>
+          <w:szCs w:val="21"/>
+          <w:rtl/>
+        </w:rPr>
+        <w:t xml:space="preserve">طلب المالك: «اكمل غلاف تقرير التقييم الائتماني». بُني التقرير كاملًا على ص 24 من الدليل، بغلاف وصفحات داخلية.</w:t>
+      </w:r>
     </w:p>
     <w:p>
       <w:pPr>
@@ -3619,42 +3681,117 @@
           <w:szCs w:val="21"/>
           <w:rtl/>
         </w:rPr>
-        <w:t xml:space="preserve">ملف SVG الرسمي للشعار</w:t>
-      </w:r>
-      <w:r>
-        <w:rPr>
-          <w:rFonts w:ascii="Arial" w:cs="Arial" w:eastAsia="Arial" w:hAnsi="Arial"/>
-          <w:b w:val="false"/>
-          <w:bCs w:val="false"/>
-          <w:sz w:val="21"/>
-          <w:szCs w:val="21"/>
-          <w:rtl/>
-        </w:rPr>
-        <w:t xml:space="preserve">: الشعار مرسوم من قياسات الدليل. إن وُجد ملف SVG معتمد من المصمم، يوضع مكانه في </w:t>
-      </w:r>
-      <w:r>
-        <w:rPr>
-          <w:rFonts w:ascii="Courier New" w:cs="Courier New" w:eastAsia="Courier New" w:hAnsi="Courier New"/>
-          <w:b w:val="false"/>
-          <w:bCs w:val="false"/>
-          <w:color w:val="1F2937"/>
-          <w:sz w:val="18"/>
-          <w:szCs w:val="18"/>
-          <w:shd w:fill="F1F3F5" w:color="auto" w:val="clear"/>
-          <w:rtl/>
-        </w:rPr>
-        <w:t xml:space="preserve">‎app/web/src/brand/‎</w:t>
-      </w:r>
-      <w:r>
-        <w:rPr>
-          <w:rFonts w:ascii="Arial" w:cs="Arial" w:eastAsia="Arial" w:hAnsi="Arial"/>
-          <w:b w:val="false"/>
-          <w:bCs w:val="false"/>
-          <w:sz w:val="21"/>
-          <w:szCs w:val="21"/>
-          <w:rtl/>
-        </w:rPr>
-        <w:t xml:space="preserve"> دون أي تغيير آخر.</w:t>
+        <w:t xml:space="preserve">الغلاف:</w:t>
+      </w:r>
+    </w:p>
+    <w:p>
+      <w:pPr>
+        <w:pStyle w:val="ListParagraph"/>
+        <w:numPr>
+          <w:ilvl w:val="1"/>
+          <w:numId w:val="2"/>
+        </w:numPr>
+        <w:bidi/>
+        <w:spacing w:after="70" w:before="0" w:line="300"/>
+      </w:pPr>
+      <w:r>
+        <w:rPr>
+          <w:rFonts w:ascii="Arial" w:cs="Arial" w:eastAsia="Arial" w:hAnsi="Arial"/>
+          <w:b w:val="false"/>
+          <w:bCs w:val="false"/>
+          <w:sz w:val="21"/>
+          <w:szCs w:val="21"/>
+          <w:rtl/>
+        </w:rPr>
+        <w:t xml:space="preserve">خلفية بأخضر الخزنة، وعليها الشعار المعكوس ونمط الشقوق المائلة، وفيه شقّان بالنعناعي.</w:t>
+      </w:r>
+    </w:p>
+    <w:p>
+      <w:pPr>
+        <w:pStyle w:val="ListParagraph"/>
+        <w:numPr>
+          <w:ilvl w:val="1"/>
+          <w:numId w:val="2"/>
+        </w:numPr>
+        <w:bidi/>
+        <w:spacing w:after="70" w:before="0" w:line="300"/>
+      </w:pPr>
+      <w:r>
+        <w:rPr>
+          <w:rFonts w:ascii="Arial" w:cs="Arial" w:eastAsia="Arial" w:hAnsi="Arial"/>
+          <w:b w:val="false"/>
+          <w:bCs w:val="false"/>
+          <w:sz w:val="21"/>
+          <w:szCs w:val="21"/>
+          <w:rtl/>
+        </w:rPr>
+        <w:t xml:space="preserve">عنوان «تقرير تقييم ائتماني» واسم الشركة عنوانًا كبيرًا.</w:t>
+      </w:r>
+    </w:p>
+    <w:p>
+      <w:pPr>
+        <w:pStyle w:val="ListParagraph"/>
+        <w:numPr>
+          <w:ilvl w:val="1"/>
+          <w:numId w:val="2"/>
+        </w:numPr>
+        <w:bidi/>
+        <w:spacing w:after="70" w:before="0" w:line="300"/>
+      </w:pPr>
+      <w:r>
+        <w:rPr>
+          <w:rFonts w:ascii="Arial" w:cs="Arial" w:eastAsia="Arial" w:hAnsi="Arial"/>
+          <w:b w:val="false"/>
+          <w:bCs w:val="false"/>
+          <w:sz w:val="21"/>
+          <w:szCs w:val="21"/>
+          <w:rtl/>
+        </w:rPr>
+        <w:t xml:space="preserve">سنة القوائم المالية وتاريخها، ومرجع التقرير بخط Mono، وتاريخ التقييم ونموذجه.</w:t>
+      </w:r>
+    </w:p>
+    <w:p>
+      <w:pPr>
+        <w:pStyle w:val="ListParagraph"/>
+        <w:numPr>
+          <w:ilvl w:val="1"/>
+          <w:numId w:val="2"/>
+        </w:numPr>
+        <w:bidi/>
+        <w:spacing w:after="70" w:before="0" w:line="300"/>
+      </w:pPr>
+      <w:r>
+        <w:rPr>
+          <w:rFonts w:ascii="Arial" w:cs="Arial" w:eastAsia="Arial" w:hAnsi="Arial"/>
+          <w:b w:val="false"/>
+          <w:bCs w:val="false"/>
+          <w:sz w:val="21"/>
+          <w:szCs w:val="21"/>
+          <w:rtl/>
+        </w:rPr>
+        <w:t xml:space="preserve">الدرجة النهائية بحجم كبير، وبجانبها حالة التقييم ودرجة المخاطر والنظرة.</w:t>
+      </w:r>
+    </w:p>
+    <w:p>
+      <w:pPr>
+        <w:pStyle w:val="ListParagraph"/>
+        <w:numPr>
+          <w:ilvl w:val="1"/>
+          <w:numId w:val="2"/>
+        </w:numPr>
+        <w:bidi/>
+        <w:spacing w:after="70" w:before="0" w:line="300"/>
+      </w:pPr>
+      <w:r>
+        <w:rPr>
+          <w:rFonts w:ascii="Arial" w:cs="Arial" w:eastAsia="Arial" w:hAnsi="Arial"/>
+          <w:b w:val="false"/>
+          <w:bCs w:val="false"/>
+          <w:sz w:val="21"/>
+          <w:szCs w:val="21"/>
+          <w:rtl/>
+        </w:rPr>
+        <w:t xml:space="preserve">في الأسفل نطاق الاستعمال: «للاستخدام الداخلي في الشركة»، أو «معتمد للعرض على جهات التمويل» إن صادق عليه المعتمد.</w:t>
       </w:r>
     </w:p>
     <w:p>
@@ -3676,18 +3813,418 @@
           <w:szCs w:val="21"/>
           <w:rtl/>
         </w:rPr>
-        <w:t xml:space="preserve">غلاف تقرير التقييم الائتماني</w:t>
-      </w:r>
-      <w:r>
-        <w:rPr>
-          <w:rFonts w:ascii="Arial" w:cs="Arial" w:eastAsia="Arial" w:hAnsi="Arial"/>
-          <w:b w:val="false"/>
-          <w:bCs w:val="false"/>
-          <w:sz w:val="21"/>
-          <w:szCs w:val="21"/>
-          <w:rtl/>
-        </w:rPr>
-        <w:t xml:space="preserve"> بأخضر الخزنة ونمط الشقوق (ص 24): يُبنى مع شاشة طباعة تقرير التقييم حين تُطلب.</w:t>
+        <w:t xml:space="preserve">صفحة الملخص:</w:t>
+      </w:r>
+    </w:p>
+    <w:p>
+      <w:pPr>
+        <w:pStyle w:val="ListParagraph"/>
+        <w:numPr>
+          <w:ilvl w:val="1"/>
+          <w:numId w:val="2"/>
+        </w:numPr>
+        <w:bidi/>
+        <w:spacing w:after="70" w:before="0" w:line="300"/>
+      </w:pPr>
+      <w:r>
+        <w:rPr>
+          <w:rFonts w:ascii="Arial" w:cs="Arial" w:eastAsia="Arial" w:hAnsi="Arial"/>
+          <w:b w:val="false"/>
+          <w:bCs w:val="false"/>
+          <w:sz w:val="21"/>
+          <w:szCs w:val="21"/>
+          <w:rtl/>
+        </w:rPr>
+        <w:t xml:space="preserve">تدرّج الدرجة في خمس خانات: المالية، ثم المؤشرة، ثم المستقلة، ثم النهائية مميّزة بأخضر الخزنة، ثم درجة التسهيل.</w:t>
+      </w:r>
+    </w:p>
+    <w:p>
+      <w:pPr>
+        <w:pStyle w:val="ListParagraph"/>
+        <w:numPr>
+          <w:ilvl w:val="1"/>
+          <w:numId w:val="2"/>
+        </w:numPr>
+        <w:bidi/>
+        <w:spacing w:after="70" w:before="0" w:line="300"/>
+      </w:pPr>
+      <w:r>
+        <w:rPr>
+          <w:rFonts w:ascii="Arial" w:cs="Arial" w:eastAsia="Arial" w:hAnsi="Arial"/>
+          <w:b w:val="false"/>
+          <w:bCs w:val="false"/>
+          <w:sz w:val="21"/>
+          <w:szCs w:val="21"/>
+          <w:rtl/>
+        </w:rPr>
+        <w:t xml:space="preserve">التوصية في صندوق بلون درجة المخاطر: أخضر للمنخفضة والمعتدلة، وكهرماني للملحوظة، وأحمر للمرتفعة.</w:t>
+      </w:r>
+    </w:p>
+    <w:p>
+      <w:pPr>
+        <w:pStyle w:val="ListParagraph"/>
+        <w:numPr>
+          <w:ilvl w:val="1"/>
+          <w:numId w:val="2"/>
+        </w:numPr>
+        <w:bidi/>
+        <w:spacing w:after="70" w:before="0" w:line="300"/>
+      </w:pPr>
+      <w:r>
+        <w:rPr>
+          <w:rFonts w:ascii="Arial" w:cs="Arial" w:eastAsia="Arial" w:hAnsi="Arial"/>
+          <w:b w:val="false"/>
+          <w:bCs w:val="false"/>
+          <w:sz w:val="21"/>
+          <w:szCs w:val="21"/>
+          <w:rtl/>
+        </w:rPr>
+        <w:t xml:space="preserve">نص الملخص، والحقائق الرئيسية: السيولة، والنظرة، والقطاع، والتغطية، والاكتمال، ودرجة التأكيد، والمراجع.</w:t>
+      </w:r>
+    </w:p>
+    <w:p>
+      <w:pPr>
+        <w:pStyle w:val="ListParagraph"/>
+        <w:numPr>
+          <w:ilvl w:val="1"/>
+          <w:numId w:val="2"/>
+        </w:numPr>
+        <w:bidi/>
+        <w:spacing w:after="70" w:before="0" w:line="300"/>
+      </w:pPr>
+      <w:r>
+        <w:rPr>
+          <w:rFonts w:ascii="Arial" w:cs="Arial" w:eastAsia="Arial" w:hAnsi="Arial"/>
+          <w:b w:val="false"/>
+          <w:bCs w:val="false"/>
+          <w:sz w:val="21"/>
+          <w:szCs w:val="21"/>
+          <w:rtl/>
+        </w:rPr>
+        <w:t xml:space="preserve">عدد النتائج من كل نوع.</w:t>
+      </w:r>
+    </w:p>
+    <w:p>
+      <w:pPr>
+        <w:pStyle w:val="ListParagraph"/>
+        <w:numPr>
+          <w:ilvl w:val="0"/>
+          <w:numId w:val="2"/>
+        </w:numPr>
+        <w:bidi/>
+        <w:spacing w:after="70" w:before="0" w:line="300"/>
+      </w:pPr>
+      <w:r>
+        <w:rPr>
+          <w:rFonts w:ascii="Arial" w:cs="Arial" w:eastAsia="Arial" w:hAnsi="Arial"/>
+          <w:b/>
+          <w:bCs/>
+          <w:sz w:val="21"/>
+          <w:szCs w:val="21"/>
+          <w:rtl/>
+        </w:rPr>
+        <w:t xml:space="preserve">صفحة العوامل والنتائج:</w:t>
+      </w:r>
+      <w:r>
+        <w:rPr>
+          <w:rFonts w:ascii="Arial" w:cs="Arial" w:eastAsia="Arial" w:hAnsi="Arial"/>
+          <w:b w:val="false"/>
+          <w:bCs w:val="false"/>
+          <w:sz w:val="21"/>
+          <w:szCs w:val="21"/>
+          <w:rtl/>
+        </w:rPr>
+        <w:t xml:space="preserve"> جدول العوامل بقيمها ودرجاتها وأوزانها بخط Mono، ثم النتائج مجمّعة حسب نوعها في عمودين، ثم تنبيه المنهجية.</w:t>
+      </w:r>
+    </w:p>
+    <w:p>
+      <w:pPr>
+        <w:pStyle w:val="ListParagraph"/>
+        <w:numPr>
+          <w:ilvl w:val="0"/>
+          <w:numId w:val="2"/>
+        </w:numPr>
+        <w:bidi/>
+        <w:spacing w:after="70" w:before="0" w:line="300"/>
+      </w:pPr>
+      <w:r>
+        <w:rPr>
+          <w:rFonts w:ascii="Arial" w:cs="Arial" w:eastAsia="Arial" w:hAnsi="Arial"/>
+          <w:b/>
+          <w:bCs/>
+          <w:sz w:val="21"/>
+          <w:szCs w:val="21"/>
+          <w:rtl/>
+        </w:rPr>
+        <w:t xml:space="preserve">الحماية:</w:t>
+      </w:r>
+    </w:p>
+    <w:p>
+      <w:pPr>
+        <w:pStyle w:val="ListParagraph"/>
+        <w:numPr>
+          <w:ilvl w:val="1"/>
+          <w:numId w:val="2"/>
+        </w:numPr>
+        <w:bidi/>
+        <w:spacing w:after="70" w:before="0" w:line="300"/>
+      </w:pPr>
+      <w:r>
+        <w:rPr>
+          <w:rFonts w:ascii="Arial" w:cs="Arial" w:eastAsia="Arial" w:hAnsi="Arial"/>
+          <w:b w:val="false"/>
+          <w:bCs w:val="false"/>
+          <w:sz w:val="21"/>
+          <w:szCs w:val="21"/>
+          <w:rtl/>
+        </w:rPr>
+        <w:t xml:space="preserve">التقييم غير المعتمد أو التجريبي يحمل على كل صفحة علامة «مسودة — غير معتمد» أو «تجريبي — غير معتمد».</w:t>
+      </w:r>
+    </w:p>
+    <w:p>
+      <w:pPr>
+        <w:pStyle w:val="ListParagraph"/>
+        <w:numPr>
+          <w:ilvl w:val="1"/>
+          <w:numId w:val="2"/>
+        </w:numPr>
+        <w:bidi/>
+        <w:spacing w:after="70" w:before="0" w:line="300"/>
+      </w:pPr>
+      <w:r>
+        <w:rPr>
+          <w:rFonts w:ascii="Arial" w:cs="Arial" w:eastAsia="Arial" w:hAnsi="Arial"/>
+          <w:b w:val="false"/>
+          <w:bCs w:val="false"/>
+          <w:sz w:val="21"/>
+          <w:szCs w:val="21"/>
+          <w:rtl/>
+        </w:rPr>
+        <w:t xml:space="preserve">كل طباعة تُسجَّل في سجل التدقيق (CREDIT_REPORT_PRINTED).</w:t>
+      </w:r>
+    </w:p>
+    <w:p>
+      <w:pPr>
+        <w:pStyle w:val="ListParagraph"/>
+        <w:numPr>
+          <w:ilvl w:val="1"/>
+          <w:numId w:val="2"/>
+        </w:numPr>
+        <w:bidi/>
+        <w:spacing w:after="70" w:before="0" w:line="300"/>
+      </w:pPr>
+      <w:r>
+        <w:rPr>
+          <w:rFonts w:ascii="Arial" w:cs="Arial" w:eastAsia="Arial" w:hAnsi="Arial"/>
+          <w:b w:val="false"/>
+          <w:bCs w:val="false"/>
+          <w:sz w:val="21"/>
+          <w:szCs w:val="21"/>
+          <w:rtl/>
+        </w:rPr>
+        <w:t xml:space="preserve">القيم كلها مرمَّزة، ولا شيفرة في الصفحة.</w:t>
+      </w:r>
+    </w:p>
+    <w:p>
+      <w:pPr>
+        <w:pStyle w:val="ListParagraph"/>
+        <w:numPr>
+          <w:ilvl w:val="0"/>
+          <w:numId w:val="2"/>
+        </w:numPr>
+        <w:bidi/>
+        <w:spacing w:after="70" w:before="0" w:line="300"/>
+      </w:pPr>
+      <w:r>
+        <w:rPr>
+          <w:rFonts w:ascii="Arial" w:cs="Arial" w:eastAsia="Arial" w:hAnsi="Arial"/>
+          <w:b/>
+          <w:bCs/>
+          <w:sz w:val="21"/>
+          <w:szCs w:val="21"/>
+          <w:rtl/>
+        </w:rPr>
+        <w:t xml:space="preserve">من أين يُفتح:</w:t>
+      </w:r>
+      <w:r>
+        <w:rPr>
+          <w:rFonts w:ascii="Arial" w:cs="Arial" w:eastAsia="Arial" w:hAnsi="Arial"/>
+          <w:b w:val="false"/>
+          <w:bCs w:val="false"/>
+          <w:sz w:val="21"/>
+          <w:szCs w:val="21"/>
+          <w:rtl/>
+        </w:rPr>
+        <w:t xml:space="preserve"> في شاشة التقييم الائتماني رابطان: «طباعة التقرير» يفتحه في المتصفح، و«تنزيل PDF» ينزّله ملفًا. وكلاهما بالعربية أو الإنجليزية حسب لغة المستخدم.</w:t>
+      </w:r>
+    </w:p>
+    <w:p>
+      <w:pPr>
+        <w:bidi/>
+        <w:spacing w:after="60" w:before="0"/>
+      </w:pPr>
+    </w:p>
+    <w:p>
+      <w:pPr>
+        <w:keepNext/>
+        <w:bidi/>
+        <w:spacing w:after="60" w:before="160"/>
+        <w:jc w:val="center"/>
+      </w:pPr>
+      <w:r>
+        <w:drawing>
+          <wp:inline distT="0" distB="0" distL="0" distR="0">
+            <wp:extent cx="6096000" cy="4276725"/>
+            <wp:effectExtent t="0" r="0" b="0" l="0"/>
+            <wp:docPr id="1" name="diagrams/brand/credit-report-ar.png" descr="غلاف التقرير وصفحة الملخص" title="غلاف التقرير وصفحة الملخص"/>
+            <wp:cNvGraphicFramePr>
+              <a:graphicFrameLocks xmlns:a="http://schemas.openxmlformats.org/drawingml/2006/main" noChangeAspect="1"/>
+            </wp:cNvGraphicFramePr>
+            <a:graphic xmlns:a="http://schemas.openxmlformats.org/drawingml/2006/main">
+              <a:graphicData uri="http://schemas.openxmlformats.org/drawingml/2006/picture">
+                <pic:pic xmlns:pic="http://schemas.openxmlformats.org/drawingml/2006/picture">
+                  <pic:nvPicPr>
+                    <pic:cNvPr id="0" name="" descr=""/>
+                    <pic:cNvPicPr>
+                      <a:picLocks noChangeAspect="1" noChangeArrowheads="1"/>
+                    </pic:cNvPicPr>
+                  </pic:nvPicPr>
+                  <pic:blipFill>
+                    <a:blip r:embed="rId16" cstate="none"/>
+                    <a:srcRect/>
+                    <a:stretch>
+                      <a:fillRect/>
+                    </a:stretch>
+                  </pic:blipFill>
+                  <pic:spPr bwMode="auto">
+                    <a:xfrm>
+                      <a:off x="0" y="0"/>
+                      <a:ext cx="6096000" cy="4276725"/>
+                    </a:xfrm>
+                    <a:prstGeom prst="rect">
+                      <a:avLst/>
+                    </a:prstGeom>
+                  </pic:spPr>
+                </pic:pic>
+              </a:graphicData>
+            </a:graphic>
+          </wp:inline>
+        </w:drawing>
+      </w:r>
+    </w:p>
+    <w:p>
+      <w:pPr>
+        <w:bidi/>
+        <w:spacing w:after="220" w:before="0"/>
+        <w:jc w:val="center"/>
+      </w:pPr>
+      <w:r>
+        <w:rPr>
+          <w:rFonts w:ascii="Arial" w:cs="Arial" w:eastAsia="Arial" w:hAnsi="Arial"/>
+          <w:b w:val="false"/>
+          <w:bCs w:val="false"/>
+          <w:i/>
+          <w:iCs/>
+          <w:color w:val="5B6670"/>
+          <w:sz w:val="17"/>
+          <w:szCs w:val="17"/>
+          <w:rtl/>
+        </w:rPr>
+        <w:t xml:space="preserve">غلاف التقرير وصفحة الملخص</w:t>
+      </w:r>
+    </w:p>
+    <w:p>
+      <w:pPr>
+        <w:bidi/>
+        <w:spacing w:after="110" w:before="0" w:line="312"/>
+      </w:pPr>
+      <w:r>
+        <w:rPr>
+          <w:rFonts w:ascii="Arial" w:cs="Arial" w:eastAsia="Arial" w:hAnsi="Arial"/>
+          <w:b w:val="false"/>
+          <w:bCs w:val="false"/>
+          <w:sz w:val="21"/>
+          <w:szCs w:val="21"/>
+          <w:rtl/>
+        </w:rPr>
+        <w:t xml:space="preserve">الصورة من مثال الاختبار (docs/35 §14)، والبيانات فيه توضيحية.</w:t>
+      </w:r>
+    </w:p>
+    <w:p>
+      <w:pPr>
+        <w:pStyle w:val="Heading1"/>
+        <w:bidi/>
+      </w:pPr>
+      <w:bookmarkStart w:name="_sec8" w:id="8"/>
+      <w:r>
+        <w:rPr>
+          <w:rFonts w:ascii="Arial" w:cs="Arial" w:eastAsia="Arial" w:hAnsi="Arial"/>
+          <w:b/>
+          <w:bCs/>
+          <w:color w:val="1F3A5F"/>
+          <w:sz w:val="32"/>
+          <w:szCs w:val="32"/>
+          <w:rtl/>
+        </w:rPr>
+        <w:t xml:space="preserve">8. ما بقي</w:t>
+      </w:r>
+      <w:bookmarkEnd w:id="8"/>
+    </w:p>
+    <w:p>
+      <w:pPr>
+        <w:pStyle w:val="ListParagraph"/>
+        <w:numPr>
+          <w:ilvl w:val="0"/>
+          <w:numId w:val="2"/>
+        </w:numPr>
+        <w:bidi/>
+        <w:spacing w:after="70" w:before="0" w:line="300"/>
+      </w:pPr>
+      <w:r>
+        <w:rPr>
+          <w:rFonts w:ascii="Arial" w:cs="Arial" w:eastAsia="Arial" w:hAnsi="Arial"/>
+          <w:b/>
+          <w:bCs/>
+          <w:sz w:val="21"/>
+          <w:szCs w:val="21"/>
+          <w:rtl/>
+        </w:rPr>
+        <w:t xml:space="preserve">ملف SVG الرسمي للشعار</w:t>
+      </w:r>
+      <w:r>
+        <w:rPr>
+          <w:rFonts w:ascii="Arial" w:cs="Arial" w:eastAsia="Arial" w:hAnsi="Arial"/>
+          <w:b w:val="false"/>
+          <w:bCs w:val="false"/>
+          <w:sz w:val="21"/>
+          <w:szCs w:val="21"/>
+          <w:rtl/>
+        </w:rPr>
+        <w:t xml:space="preserve">: الشعار مرسوم من قياسات الدليل. إن وُجد ملف SVG معتمد من المصمم، يوضع مكانه في </w:t>
+      </w:r>
+      <w:r>
+        <w:rPr>
+          <w:rFonts w:ascii="Courier New" w:cs="Courier New" w:eastAsia="Courier New" w:hAnsi="Courier New"/>
+          <w:b w:val="false"/>
+          <w:bCs w:val="false"/>
+          <w:color w:val="1F2937"/>
+          <w:sz w:val="18"/>
+          <w:szCs w:val="18"/>
+          <w:shd w:fill="F1F3F5" w:color="auto" w:val="clear"/>
+          <w:rtl/>
+        </w:rPr>
+        <w:t xml:space="preserve">‎app/web/src/brand/‎</w:t>
+      </w:r>
+      <w:r>
+        <w:rPr>
+          <w:rFonts w:ascii="Arial" w:cs="Arial" w:eastAsia="Arial" w:hAnsi="Arial"/>
+          <w:b w:val="false"/>
+          <w:bCs w:val="false"/>
+          <w:sz w:val="21"/>
+          <w:szCs w:val="21"/>
+          <w:rtl/>
+        </w:rPr>
+        <w:t xml:space="preserve"> دون أي تغيير آخر.</w:t>
       </w:r>
     </w:p>
     <w:p>
